--- a/Daily Reports/10_10_2026-CBOT Reports.docx
+++ b/Daily Reports/10_10_2026-CBOT Reports.docx
@@ -104,7 +104,7 @@
           <w:color w:val="5C768D"/>
           <w:sz w:val="19"/>
         </w:rPr>
-        <w:t>Cập nhật tự động qua `macro_tracker.py` vào lúc 00:01 ICT ngày 10/10/2026</w:t>
+        <w:t>Cập nhật tự động qua `macro_tracker.py` vào lúc 07:51 ICT ngày 10/10/2026</w:t>
       </w:r>
     </w:p>
     <w:tbl>
@@ -313,7 +313,7 @@
               <w:rPr>
                 <w:b/>
               </w:rPr>
-              <w:t>103.89 / thùng</w:t>
+              <w:t>104.43 / thùng</w:t>
             </w:r>
           </w:p>
         </w:tc>
@@ -344,7 +344,7 @@
               <w:rPr>
                 <w:b/>
               </w:rPr>
-              <w:t>-0.37%</w:t>
+              <w:t>+0.14%</w:t>
             </w:r>
           </w:p>
         </w:tc>
@@ -442,7 +442,7 @@
               <w:rPr>
                 <w:b/>
               </w:rPr>
-              <w:t>102.31</w:t>
+              <w:t>102.23</w:t>
             </w:r>
           </w:p>
         </w:tc>
@@ -473,7 +473,7 @@
               <w:rPr>
                 <w:b/>
               </w:rPr>
-              <w:t>+0.16%</w:t>
+              <w:t>+0.09%</w:t>
             </w:r>
           </w:p>
         </w:tc>
@@ -1218,7 +1218,7 @@
         <w:rPr>
           <w:b/>
         </w:rPr>
-        <w:t>`103.89` (-0.37%)</w:t>
+        <w:t>`104.43` (+0.14%)</w:t>
       </w:r>
       <w:r>
         <w:t xml:space="preserve"> | DXY: </w:t>
@@ -1227,7 +1227,7 @@
         <w:rPr>
           <w:b/>
         </w:rPr>
-        <w:t>`102.31` (+0.16%)</w:t>
+        <w:t>`102.23` (+0.09%)</w:t>
       </w:r>
       <w:r>
         <w:t xml:space="preserve"> | Lúa mì CBOT: </w:t>
@@ -1236,7 +1236,7 @@
         <w:rPr>
           <w:b/>
         </w:rPr>
-        <w:t>`663.25` (-2.89%)</w:t>
+        <w:t>`670.75` (-1.83%)</w:t>
       </w:r>
       <w:r>
         <w:t>.</w:t>
@@ -1306,7 +1306,7 @@
           <w:color w:val="5C768D"/>
           <w:sz w:val="19"/>
         </w:rPr>
-        <w:t>Cập nhật tự động lúc 00:01 ICT ngày 10/10/2026 — Nguồn: NOAA, USDA, BOM Australia</w:t>
+        <w:t>Cập nhật tự động lúc 07:51 ICT ngày 10/10/2026 — Nguồn: NOAA, USDA, BOM Australia</w:t>
       </w:r>
     </w:p>
     <w:p>
@@ -3574,7 +3574,7 @@
               <w:rPr>
                 <w:b/>
               </w:rPr>
-              <w:t>470.75</w:t>
+              <w:t>480.50</w:t>
             </w:r>
           </w:p>
         </w:tc>
@@ -3605,7 +3605,7 @@
               <w:rPr>
                 <w:b/>
               </w:rPr>
-              <w:t>479.92 (+9.17)</w:t>
+              <w:t>484.45 (+3.95)</w:t>
             </w:r>
           </w:p>
         </w:tc>
@@ -3633,7 +3633,7 @@
             </w:pPr>
             <w:r/>
             <w:r>
-              <w:t>Bearish (498.79 &lt; 500.68)</w:t>
+              <w:t>Bearish (495.42 &lt; 499.04)</w:t>
             </w:r>
           </w:p>
         </w:tc>
@@ -3661,7 +3661,7 @@
             </w:pPr>
             <w:r/>
             <w:r>
-              <w:t>33.50 cents</w:t>
+              <w:t>5.00 cents</w:t>
             </w:r>
           </w:p>
         </w:tc>
@@ -3822,7 +3822,7 @@
               <w:rPr>
                 <w:b/>
               </w:rPr>
-              <w:t>663.25</w:t>
+              <w:t>670.75</w:t>
             </w:r>
           </w:p>
         </w:tc>
@@ -3853,7 +3853,7 @@
               <w:rPr>
                 <w:b/>
               </w:rPr>
-              <w:t>672.43 (+9.18)</w:t>
+              <w:t>672.24 (+1.49)</w:t>
             </w:r>
           </w:p>
         </w:tc>
@@ -3881,7 +3881,7 @@
             </w:pPr>
             <w:r/>
             <w:r>
-              <w:t>Bearish (683.11 &lt; 686.44)</w:t>
+              <w:t>Bearish (680.72 &lt; 685.12)</w:t>
             </w:r>
           </w:p>
         </w:tc>
@@ -3909,7 +3909,7 @@
             </w:pPr>
             <w:r/>
             <w:r>
-              <w:t>22.75 cents</w:t>
+              <w:t>4.75 cents</w:t>
             </w:r>
           </w:p>
         </w:tc>
@@ -4347,7 +4347,7 @@
                 <w:b/>
                 <w:color w:val="15803D"/>
               </w:rPr>
-              <w:t>473.31 - 498.79 cents (Canh mua vùng hỗ trợ)</w:t>
+              <w:t>471.36 - 495.42 cents (Canh mua vùng hỗ trợ)</w:t>
             </w:r>
           </w:p>
         </w:tc>
@@ -4378,7 +4378,7 @@
               <w:rPr>
                 <w:b/>
               </w:rPr>
-              <w:t>461.08 cents (Dưới cản S2 + 1.5x ATR)</w:t>
+              <w:t>461.11 cents (Dưới cản S2 + 1.5x ATR)</w:t>
             </w:r>
           </w:p>
         </w:tc>
@@ -4559,7 +4559,7 @@
               <w:rPr>
                 <w:b/>
               </w:rPr>
-              <w:t>486.66 - 488.16 cents</w:t>
+              <w:t>484.58 - 486.08 cents</w:t>
             </w:r>
           </w:p>
         </w:tc>
@@ -4590,7 +4590,7 @@
               <w:rPr>
                 <w:b/>
               </w:rPr>
-              <w:t>479.42 cents (Chống quét SL tuyệt đối)</w:t>
+              <w:t>479.47 cents (Chống quét SL tuyệt đối)</w:t>
             </w:r>
           </w:p>
         </w:tc>
@@ -4783,7 +4783,7 @@
               <w:rPr>
                 <w:b/>
               </w:rPr>
-              <w:t>520.58 cents</w:t>
+              <w:t>520.53 cents</w:t>
             </w:r>
           </w:p>
         </w:tc>
@@ -4945,7 +4945,7 @@
               <w:rPr>
                 <w:b/>
               </w:rPr>
-              <w:t>445.80 - 470.25 cents</w:t>
+              <w:t>445.87 - 470.25 cents</w:t>
             </w:r>
           </w:p>
         </w:tc>
@@ -5126,7 +5126,7 @@
                 <w:b/>
                 <w:color w:val="B91C1C"/>
               </w:rPr>
-              <w:t>683.11 - 686.44 cents (Canh bán hồi kỹ thuật H1)</w:t>
+              <w:t>680.72 - 685.12 cents (Canh bán hồi kỹ thuật H1)</w:t>
             </w:r>
           </w:p>
         </w:tc>
@@ -5157,7 +5157,7 @@
               <w:rPr>
                 <w:b/>
               </w:rPr>
-              <w:t>772.18 cents (Trên kháng cự R2 + 1.5x ATR)</w:t>
+              <w:t>772.19 cents (Trên kháng cự R2 + 1.5x ATR)</w:t>
             </w:r>
           </w:p>
         </w:tc>
@@ -5193,7 +5193,7 @@
                 <w:color w:val="D97706"/>
                 <w:sz w:val="19"/>
               </w:rPr>
-              <w:t xml:space="preserve"> 664.56 cents </w:t>
+              <w:t xml:space="preserve"> 661.56 cents </w:t>
             </w:r>
             <w:r>
               <w:t xml:space="preserve"> / TP2: </w:t>
@@ -5335,7 +5335,7 @@
               <w:rPr>
                 <w:b/>
               </w:rPr>
-              <w:t>676.66 - 678.66 cents</w:t>
+              <w:t>673.95 - 675.95 cents</w:t>
             </w:r>
           </w:p>
         </w:tc>
@@ -5366,7 +5366,7 @@
               <w:rPr>
                 <w:b/>
               </w:rPr>
-              <w:t>669.93 cents</w:t>
+              <w:t>669.88 cents</w:t>
             </w:r>
           </w:p>
         </w:tc>
@@ -5559,7 +5559,7 @@
               <w:rPr>
                 <w:b/>
               </w:rPr>
-              <w:t>702.07 cents</w:t>
+              <w:t>702.12 cents</w:t>
             </w:r>
           </w:p>
         </w:tc>
@@ -5721,7 +5721,7 @@
               <w:rPr>
                 <w:b/>
               </w:rPr>
-              <w:t>637.03 - 661.50 cents</w:t>
+              <w:t>637.00 - 661.50 cents</w:t>
             </w:r>
           </w:p>
         </w:tc>
@@ -11609,7 +11609,7 @@
         <w:t>Giá Chốt Phiên (Close):</w:t>
       </w:r>
       <w:r>
-        <w:t xml:space="preserve"> 470.75 cents | </w:t>
+        <w:t xml:space="preserve"> 480.50 cents | </w:t>
       </w:r>
       <w:r>
         <w:rPr>
@@ -11624,10 +11624,10 @@
         <w:rPr>
           <w:b/>
         </w:rPr>
-        <w:t>`479.92 cents`</w:t>
+        <w:t>`484.45 cents`</w:t>
       </w:r>
       <w:r>
-        <w:t xml:space="preserve"> (+9.17).</w:t>
+        <w:t xml:space="preserve"> (+3.95).</w:t>
       </w:r>
     </w:p>
     <w:p>
@@ -11648,7 +11648,7 @@
         <w:rPr>
           <w:b/>
         </w:rPr>
-        <w:t>`393,093`</w:t>
+        <w:t>`531,873`</w:t>
       </w:r>
       <w:r>
         <w:t xml:space="preserve"> (Chênh lệch: </w:t>
@@ -11657,7 +11657,7 @@
         <w:rPr>
           <w:b/>
         </w:rPr>
-        <w:t>`+205,515`</w:t>
+        <w:t>`+344,295`</w:t>
       </w:r>
       <w:r>
         <w:t xml:space="preserve">) | OI: </w:t>
@@ -11699,7 +11699,7 @@
         <w:rPr>
           <w:b/>
         </w:rPr>
-        <w:t>`Bearish Engulfing (Nhấn chìm giảm thiểu)`</w:t>
+        <w:t>`Không phát hiện mô hình nến đặc biệt`</w:t>
       </w:r>
     </w:p>
     <w:p>
@@ -11736,16 +11736,16 @@
         <w:t>Đánh giá xu hướng kết hợp:</w:t>
       </w:r>
       <w:r>
-        <w:t xml:space="preserve"> ️ </w:t>
+        <w:t xml:space="preserve"> </w:t>
       </w:r>
       <w:r>
         <w:rPr>
           <w:b/>
         </w:rPr>
-        <w:t>HỒI KỸ THUẬT YẾU (Weak Bullish Retest):</w:t>
+        <w:t>TÍCH LŨY TIÊU CỰC (Distribution):</w:t>
       </w:r>
       <w:r>
-        <w:t xml:space="preserve"> Xuất hiện nến tăng nhưng dòng tiền/thanh khoản yếu. Cần quan sát thêm lực cầu.</w:t>
+        <w:t xml:space="preserve"> Nến đi ngang nhưng dòng tiền rút dần (OI giảm), cảnh báo rủi ro suy sụt sắp tới.</w:t>
       </w:r>
     </w:p>
     <w:p>
@@ -11991,7 +11991,7 @@
               <w:rPr>
                 <w:b/>
               </w:rPr>
-              <w:t>103.89</w:t>
+              <w:t>104.43</w:t>
             </w:r>
           </w:p>
         </w:tc>
@@ -12022,7 +12022,7 @@
               <w:rPr>
                 <w:b/>
               </w:rPr>
-              <w:t>-0.37%</w:t>
+              <w:t>+0.14%</w:t>
             </w:r>
           </w:p>
         </w:tc>
@@ -12050,7 +12050,7 @@
             </w:pPr>
             <w:r/>
             <w:r>
-              <w:t>Giá dầu Giảm làm giảm biên lợi nhuận pha chế Ethanol, tạo sức ép lên nhu cầu ngô.</w:t>
+              <w:t>Giá dầu Tăng hỗ trợ biên lợi nhuận pha chế Ethanol, kéo theo nhu cầu ngô tích cực.</w:t>
             </w:r>
           </w:p>
         </w:tc>
@@ -12114,7 +12114,7 @@
               <w:rPr>
                 <w:b/>
               </w:rPr>
-              <w:t>102.31</w:t>
+              <w:t>102.23</w:t>
             </w:r>
           </w:p>
         </w:tc>
@@ -12145,7 +12145,7 @@
               <w:rPr>
                 <w:b/>
               </w:rPr>
-              <w:t>+0.16%</w:t>
+              <w:t>+0.09%</w:t>
             </w:r>
           </w:p>
         </w:tc>
@@ -12749,7 +12749,7 @@
         <w:t xml:space="preserve"> EMA_21 </w:t>
       </w:r>
       <w:r>
-        <w:t xml:space="preserve"> (498.79) &lt; </w:t>
+        <w:t xml:space="preserve"> (495.42) &lt; </w:t>
       </w:r>
       <w:r>
         <w:rPr>
@@ -12760,7 +12760,7 @@
         <w:t xml:space="preserve"> EMA_50 </w:t>
       </w:r>
       <w:r>
-        <w:t xml:space="preserve"> (500.68).</w:t>
+        <w:t xml:space="preserve"> (499.04).</w:t>
       </w:r>
     </w:p>
     <w:p>
@@ -12781,7 +12781,7 @@
         <w:rPr>
           <w:b/>
         </w:rPr>
-        <w:t>`14.64`</w:t>
+        <w:t>`30.48`</w:t>
       </w:r>
       <w:r>
         <w:t xml:space="preserve"> | ATR (14) = </w:t>
@@ -12790,7 +12790,7 @@
         <w:rPr>
           <w:b/>
         </w:rPr>
-        <w:t>`6.11`</w:t>
+        <w:t>`6.10`</w:t>
       </w:r>
       <w:r>
         <w:t xml:space="preserve"> cents | Volatility = </w:t>
@@ -12799,7 +12799,7 @@
         <w:rPr>
           <w:b/>
         </w:rPr>
-        <w:t>`33.50 cents`</w:t>
+        <w:t>`5.00 cents`</w:t>
       </w:r>
       <w:r>
         <w:t>.</w:t>
@@ -12823,7 +12823,7 @@
         <w:rPr>
           <w:b/>
         </w:rPr>
-        <w:t>`473.31`</w:t>
+        <w:t>`471.36`</w:t>
       </w:r>
       <w:r>
         <w:t xml:space="preserve"> | S2: </w:t>
@@ -13584,7 +13584,7 @@
           <w:b/>
           <w:color w:val="15803D"/>
         </w:rPr>
-        <w:t>`473.31 - 498.79 cents (Canh mua vùng hỗ trợ)`</w:t>
+        <w:t>`471.36 - 495.42 cents (Canh mua vùng hỗ trợ)`</w:t>
       </w:r>
       <w:r>
         <w:t xml:space="preserve"> | SL: </w:t>
@@ -13593,7 +13593,7 @@
         <w:rPr>
           <w:b/>
         </w:rPr>
-        <w:t>`461.08 cents (Dưới cản S2 + 1.5x ATR)`</w:t>
+        <w:t>`461.11 cents (Dưới cản S2 + 1.5x ATR)`</w:t>
       </w:r>
       <w:r>
         <w:t xml:space="preserve"> | TP: </w:t>
@@ -13655,7 +13655,7 @@
         <w:rPr>
           <w:b/>
         </w:rPr>
-        <w:t>`486.66 - 488.16 cents`</w:t>
+        <w:t>`484.58 - 486.08 cents`</w:t>
       </w:r>
       <w:r>
         <w:t xml:space="preserve"> | SL: </w:t>
@@ -13664,7 +13664,7 @@
         <w:rPr>
           <w:b/>
         </w:rPr>
-        <w:t>`479.42 cents (Chống quét SL tuyệt đối)`</w:t>
+        <w:t>`479.47 cents (Chống quét SL tuyệt đối)`</w:t>
       </w:r>
       <w:r>
         <w:t xml:space="preserve"> | TP: </w:t>
@@ -13710,7 +13710,7 @@
         <w:rPr>
           <w:b/>
         </w:rPr>
-        <w:t>`520.58 cents`</w:t>
+        <w:t>`520.53 cents`</w:t>
       </w:r>
       <w:r>
         <w:t xml:space="preserve"> | TP: </w:t>
@@ -13759,7 +13759,7 @@
         <w:rPr>
           <w:b/>
         </w:rPr>
-        <w:t>`445.80 - 470.25 cents`</w:t>
+        <w:t>`445.87 - 470.25 cents`</w:t>
       </w:r>
     </w:p>
     <w:p>
@@ -14166,7 +14166,7 @@
             </w:pPr>
             <w:r/>
             <w:r>
-              <w:t>470.75</w:t>
+              <w:t>480.50</w:t>
             </w:r>
           </w:p>
         </w:tc>
@@ -14194,7 +14194,7 @@
             </w:pPr>
             <w:r/>
             <w:r>
-              <w:t>474.50</w:t>
+              <w:t>484.25</w:t>
             </w:r>
           </w:p>
         </w:tc>
@@ -14222,7 +14222,7 @@
             </w:pPr>
             <w:r/>
             <w:r>
-              <w:t>467.50</w:t>
+              <w:t>477.25</w:t>
             </w:r>
           </w:p>
         </w:tc>
@@ -14253,7 +14253,7 @@
               <w:rPr>
                 <w:b/>
               </w:rPr>
-              <w:t>471.00</w:t>
+              <w:t>480.75</w:t>
             </w:r>
           </w:p>
         </w:tc>
@@ -14401,7 +14401,7 @@
             </w:pPr>
             <w:r/>
             <w:r>
-              <w:t>471.00</w:t>
+              <w:t>480.75</w:t>
             </w:r>
           </w:p>
         </w:tc>
@@ -14429,7 +14429,7 @@
             </w:pPr>
             <w:r/>
             <w:r>
-              <w:t>473.75</w:t>
+              <w:t>483.50</w:t>
             </w:r>
           </w:p>
         </w:tc>
@@ -14457,7 +14457,7 @@
             </w:pPr>
             <w:r/>
             <w:r>
-              <w:t>467.25</w:t>
+              <w:t>477.00</w:t>
             </w:r>
           </w:p>
         </w:tc>
@@ -14488,7 +14488,7 @@
               <w:rPr>
                 <w:b/>
               </w:rPr>
-              <w:t>470.50</w:t>
+              <w:t>480.25</w:t>
             </w:r>
           </w:p>
         </w:tc>
@@ -14636,7 +14636,7 @@
             </w:pPr>
             <w:r/>
             <w:r>
-              <w:t>470.50</w:t>
+              <w:t>480.25</w:t>
             </w:r>
           </w:p>
         </w:tc>
@@ -14664,7 +14664,7 @@
             </w:pPr>
             <w:r/>
             <w:r>
-              <w:t>473.50</w:t>
+              <w:t>483.25</w:t>
             </w:r>
           </w:p>
         </w:tc>
@@ -14692,7 +14692,7 @@
             </w:pPr>
             <w:r/>
             <w:r>
-              <w:t>466.50</w:t>
+              <w:t>476.25</w:t>
             </w:r>
           </w:p>
         </w:tc>
@@ -14723,7 +14723,7 @@
               <w:rPr>
                 <w:b/>
               </w:rPr>
-              <w:t>471.25</w:t>
+              <w:t>481.00</w:t>
             </w:r>
           </w:p>
         </w:tc>
@@ -14871,7 +14871,7 @@
             </w:pPr>
             <w:r/>
             <w:r>
-              <w:t>471.25</w:t>
+              <w:t>481.00</w:t>
             </w:r>
           </w:p>
         </w:tc>
@@ -14899,7 +14899,7 @@
             </w:pPr>
             <w:r/>
             <w:r>
-              <w:t>475.75</w:t>
+              <w:t>485.50</w:t>
             </w:r>
           </w:p>
         </w:tc>
@@ -14927,7 +14927,7 @@
             </w:pPr>
             <w:r/>
             <w:r>
-              <w:t>466.25</w:t>
+              <w:t>476.00</w:t>
             </w:r>
           </w:p>
         </w:tc>
@@ -14958,7 +14958,7 @@
               <w:rPr>
                 <w:b/>
               </w:rPr>
-              <w:t>472.00</w:t>
+              <w:t>481.75</w:t>
             </w:r>
           </w:p>
         </w:tc>
@@ -15106,7 +15106,7 @@
             </w:pPr>
             <w:r/>
             <w:r>
-              <w:t>472.00</w:t>
+              <w:t>481.75</w:t>
             </w:r>
           </w:p>
         </w:tc>
@@ -15134,7 +15134,7 @@
             </w:pPr>
             <w:r/>
             <w:r>
-              <w:t>477.50</w:t>
+              <w:t>487.25</w:t>
             </w:r>
           </w:p>
         </w:tc>
@@ -15162,7 +15162,7 @@
             </w:pPr>
             <w:r/>
             <w:r>
-              <w:t>465.75</w:t>
+              <w:t>475.50</w:t>
             </w:r>
           </w:p>
         </w:tc>
@@ -15193,7 +15193,7 @@
               <w:rPr>
                 <w:b/>
               </w:rPr>
-              <w:t>474.25</w:t>
+              <w:t>484.00</w:t>
             </w:r>
           </w:p>
         </w:tc>
@@ -15341,7 +15341,7 @@
             </w:pPr>
             <w:r/>
             <w:r>
-              <w:t>474.25</w:t>
+              <w:t>484.00</w:t>
             </w:r>
           </w:p>
         </w:tc>
@@ -15369,7 +15369,7 @@
             </w:pPr>
             <w:r/>
             <w:r>
-              <w:t>477.25</w:t>
+              <w:t>487.00</w:t>
             </w:r>
           </w:p>
         </w:tc>
@@ -15397,7 +15397,7 @@
             </w:pPr>
             <w:r/>
             <w:r>
-              <w:t>470.00</w:t>
+              <w:t>479.75</w:t>
             </w:r>
           </w:p>
         </w:tc>
@@ -15428,7 +15428,7 @@
               <w:rPr>
                 <w:b/>
               </w:rPr>
-              <w:t>474.50</w:t>
+              <w:t>484.25</w:t>
             </w:r>
           </w:p>
         </w:tc>
@@ -15576,7 +15576,7 @@
             </w:pPr>
             <w:r/>
             <w:r>
-              <w:t>474.50</w:t>
+              <w:t>484.25</w:t>
             </w:r>
           </w:p>
         </w:tc>
@@ -15604,7 +15604,7 @@
             </w:pPr>
             <w:r/>
             <w:r>
-              <w:t>477.75</w:t>
+              <w:t>487.50</w:t>
             </w:r>
           </w:p>
         </w:tc>
@@ -15632,7 +15632,7 @@
             </w:pPr>
             <w:r/>
             <w:r>
-              <w:t>468.00</w:t>
+              <w:t>477.75</w:t>
             </w:r>
           </w:p>
         </w:tc>
@@ -15663,7 +15663,7 @@
               <w:rPr>
                 <w:b/>
               </w:rPr>
-              <w:t>475.25</w:t>
+              <w:t>485.00</w:t>
             </w:r>
           </w:p>
         </w:tc>
@@ -15811,7 +15811,7 @@
             </w:pPr>
             <w:r/>
             <w:r>
-              <w:t>475.25</w:t>
+              <w:t>485.00</w:t>
             </w:r>
           </w:p>
         </w:tc>
@@ -15839,7 +15839,7 @@
             </w:pPr>
             <w:r/>
             <w:r>
-              <w:t>478.25</w:t>
+              <w:t>488.00</w:t>
             </w:r>
           </w:p>
         </w:tc>
@@ -15867,7 +15867,7 @@
             </w:pPr>
             <w:r/>
             <w:r>
-              <w:t>470.75</w:t>
+              <w:t>480.50</w:t>
             </w:r>
           </w:p>
         </w:tc>
@@ -15898,7 +15898,7 @@
               <w:rPr>
                 <w:b/>
               </w:rPr>
-              <w:t>474.75</w:t>
+              <w:t>484.50</w:t>
             </w:r>
           </w:p>
         </w:tc>
@@ -16046,7 +16046,7 @@
             </w:pPr>
             <w:r/>
             <w:r>
-              <w:t>474.75</w:t>
+              <w:t>484.50</w:t>
             </w:r>
           </w:p>
         </w:tc>
@@ -16074,7 +16074,7 @@
             </w:pPr>
             <w:r/>
             <w:r>
-              <w:t>478.75</w:t>
+              <w:t>488.50</w:t>
             </w:r>
           </w:p>
         </w:tc>
@@ -16102,7 +16102,7 @@
             </w:pPr>
             <w:r/>
             <w:r>
-              <w:t>469.00</w:t>
+              <w:t>478.75</w:t>
             </w:r>
           </w:p>
         </w:tc>
@@ -16133,7 +16133,7 @@
               <w:rPr>
                 <w:b/>
               </w:rPr>
-              <w:t>475.25</w:t>
+              <w:t>485.00</w:t>
             </w:r>
           </w:p>
         </w:tc>
@@ -16281,7 +16281,7 @@
             </w:pPr>
             <w:r/>
             <w:r>
-              <w:t>475.25</w:t>
+              <w:t>485.00</w:t>
             </w:r>
           </w:p>
         </w:tc>
@@ -16309,7 +16309,7 @@
             </w:pPr>
             <w:r/>
             <w:r>
-              <w:t>477.75</w:t>
+              <w:t>487.50</w:t>
             </w:r>
           </w:p>
         </w:tc>
@@ -16337,7 +16337,7 @@
             </w:pPr>
             <w:r/>
             <w:r>
-              <w:t>472.00</w:t>
+              <w:t>481.75</w:t>
             </w:r>
           </w:p>
         </w:tc>
@@ -16368,7 +16368,7 @@
               <w:rPr>
                 <w:b/>
               </w:rPr>
-              <w:t>475.75</w:t>
+              <w:t>485.50</w:t>
             </w:r>
           </w:p>
         </w:tc>
@@ -16516,7 +16516,7 @@
             </w:pPr>
             <w:r/>
             <w:r>
-              <w:t>475.75</w:t>
+              <w:t>485.50</w:t>
             </w:r>
           </w:p>
         </w:tc>
@@ -16544,7 +16544,7 @@
             </w:pPr>
             <w:r/>
             <w:r>
-              <w:t>479.25</w:t>
+              <w:t>489.00</w:t>
             </w:r>
           </w:p>
         </w:tc>
@@ -16572,7 +16572,7 @@
             </w:pPr>
             <w:r/>
             <w:r>
-              <w:t>469.75</w:t>
+              <w:t>479.50</w:t>
             </w:r>
           </w:p>
         </w:tc>
@@ -16603,7 +16603,7 @@
               <w:rPr>
                 <w:b/>
               </w:rPr>
-              <w:t>476.75</w:t>
+              <w:t>486.50</w:t>
             </w:r>
           </w:p>
         </w:tc>
@@ -16751,7 +16751,7 @@
             </w:pPr>
             <w:r/>
             <w:r>
-              <w:t>476.75</w:t>
+              <w:t>486.50</w:t>
             </w:r>
           </w:p>
         </w:tc>
@@ -16779,7 +16779,7 @@
             </w:pPr>
             <w:r/>
             <w:r>
-              <w:t>479.50</w:t>
+              <w:t>489.25</w:t>
             </w:r>
           </w:p>
         </w:tc>
@@ -16807,7 +16807,7 @@
             </w:pPr>
             <w:r/>
             <w:r>
-              <w:t>474.25</w:t>
+              <w:t>484.00</w:t>
             </w:r>
           </w:p>
         </w:tc>
@@ -16838,7 +16838,7 @@
               <w:rPr>
                 <w:b/>
               </w:rPr>
-              <w:t>476.75</w:t>
+              <w:t>486.50</w:t>
             </w:r>
           </w:p>
         </w:tc>
@@ -16986,7 +16986,7 @@
             </w:pPr>
             <w:r/>
             <w:r>
-              <w:t>476.75</w:t>
+              <w:t>486.50</w:t>
             </w:r>
           </w:p>
         </w:tc>
@@ -17014,7 +17014,7 @@
             </w:pPr>
             <w:r/>
             <w:r>
-              <w:t>479.50</w:t>
+              <w:t>489.25</w:t>
             </w:r>
           </w:p>
         </w:tc>
@@ -17042,7 +17042,7 @@
             </w:pPr>
             <w:r/>
             <w:r>
-              <w:t>474.25</w:t>
+              <w:t>484.00</w:t>
             </w:r>
           </w:p>
         </w:tc>
@@ -17073,7 +17073,7 @@
               <w:rPr>
                 <w:b/>
               </w:rPr>
-              <w:t>476.25</w:t>
+              <w:t>486.00</w:t>
             </w:r>
           </w:p>
         </w:tc>
@@ -17221,7 +17221,7 @@
             </w:pPr>
             <w:r/>
             <w:r>
-              <w:t>476.25</w:t>
+              <w:t>486.00</w:t>
             </w:r>
           </w:p>
         </w:tc>
@@ -17249,7 +17249,7 @@
             </w:pPr>
             <w:r/>
             <w:r>
-              <w:t>479.25</w:t>
+              <w:t>489.00</w:t>
             </w:r>
           </w:p>
         </w:tc>
@@ -17277,7 +17277,7 @@
             </w:pPr>
             <w:r/>
             <w:r>
-              <w:t>473.00</w:t>
+              <w:t>482.75</w:t>
             </w:r>
           </w:p>
         </w:tc>
@@ -17308,7 +17308,7 @@
               <w:rPr>
                 <w:b/>
               </w:rPr>
-              <w:t>476.00</w:t>
+              <w:t>485.75</w:t>
             </w:r>
           </w:p>
         </w:tc>
@@ -17456,7 +17456,7 @@
             </w:pPr>
             <w:r/>
             <w:r>
-              <w:t>476.00</w:t>
+              <w:t>485.75</w:t>
             </w:r>
           </w:p>
         </w:tc>
@@ -17484,7 +17484,7 @@
             </w:pPr>
             <w:r/>
             <w:r>
-              <w:t>480.00</w:t>
+              <w:t>489.75</w:t>
             </w:r>
           </w:p>
         </w:tc>
@@ -17512,7 +17512,7 @@
             </w:pPr>
             <w:r/>
             <w:r>
-              <w:t>470.75</w:t>
+              <w:t>480.50</w:t>
             </w:r>
           </w:p>
         </w:tc>
@@ -17543,7 +17543,7 @@
               <w:rPr>
                 <w:b/>
               </w:rPr>
-              <w:t>476.50</w:t>
+              <w:t>486.25</w:t>
             </w:r>
           </w:p>
         </w:tc>
@@ -17691,7 +17691,7 @@
             </w:pPr>
             <w:r/>
             <w:r>
-              <w:t>476.50</w:t>
+              <w:t>486.25</w:t>
             </w:r>
           </w:p>
         </w:tc>
@@ -17719,7 +17719,7 @@
             </w:pPr>
             <w:r/>
             <w:r>
-              <w:t>481.25</w:t>
+              <w:t>491.00</w:t>
             </w:r>
           </w:p>
         </w:tc>
@@ -17747,7 +17747,7 @@
             </w:pPr>
             <w:r/>
             <w:r>
-              <w:t>469.50</w:t>
+              <w:t>479.25</w:t>
             </w:r>
           </w:p>
         </w:tc>
@@ -17778,7 +17778,7 @@
               <w:rPr>
                 <w:b/>
               </w:rPr>
-              <w:t>478.50</w:t>
+              <w:t>488.25</w:t>
             </w:r>
           </w:p>
         </w:tc>
@@ -17926,7 +17926,7 @@
             </w:pPr>
             <w:r/>
             <w:r>
-              <w:t>478.50</w:t>
+              <w:t>488.25</w:t>
             </w:r>
           </w:p>
         </w:tc>
@@ -17954,7 +17954,7 @@
             </w:pPr>
             <w:r/>
             <w:r>
-              <w:t>486.50</w:t>
+              <w:t>496.25</w:t>
             </w:r>
           </w:p>
         </w:tc>
@@ -17982,7 +17982,7 @@
             </w:pPr>
             <w:r/>
             <w:r>
-              <w:t>471.50</w:t>
+              <w:t>481.25</w:t>
             </w:r>
           </w:p>
         </w:tc>
@@ -18013,7 +18013,7 @@
               <w:rPr>
                 <w:b/>
               </w:rPr>
-              <w:t>480.00</w:t>
+              <w:t>489.75</w:t>
             </w:r>
           </w:p>
         </w:tc>
@@ -18161,7 +18161,7 @@
             </w:pPr>
             <w:r/>
             <w:r>
-              <w:t>480.00</w:t>
+              <w:t>489.75</w:t>
             </w:r>
           </w:p>
         </w:tc>
@@ -18189,7 +18189,7 @@
             </w:pPr>
             <w:r/>
             <w:r>
-              <w:t>484.50</w:t>
+              <w:t>494.25</w:t>
             </w:r>
           </w:p>
         </w:tc>
@@ -18217,7 +18217,7 @@
             </w:pPr>
             <w:r/>
             <w:r>
-              <w:t>475.75</w:t>
+              <w:t>485.50</w:t>
             </w:r>
           </w:p>
         </w:tc>
@@ -18248,7 +18248,7 @@
               <w:rPr>
                 <w:b/>
               </w:rPr>
-              <w:t>479.50</w:t>
+              <w:t>489.25</w:t>
             </w:r>
           </w:p>
         </w:tc>
@@ -18396,7 +18396,7 @@
             </w:pPr>
             <w:r/>
             <w:r>
-              <w:t>479.50</w:t>
+              <w:t>489.25</w:t>
             </w:r>
           </w:p>
         </w:tc>
@@ -18424,7 +18424,7 @@
             </w:pPr>
             <w:r/>
             <w:r>
-              <w:t>481.75</w:t>
+              <w:t>491.50</w:t>
             </w:r>
           </w:p>
         </w:tc>
@@ -18452,7 +18452,7 @@
             </w:pPr>
             <w:r/>
             <w:r>
-              <w:t>476.75</w:t>
+              <w:t>486.50</w:t>
             </w:r>
           </w:p>
         </w:tc>
@@ -18483,7 +18483,7 @@
               <w:rPr>
                 <w:b/>
               </w:rPr>
-              <w:t>479.25</w:t>
+              <w:t>489.00</w:t>
             </w:r>
           </w:p>
         </w:tc>
@@ -18631,7 +18631,7 @@
             </w:pPr>
             <w:r/>
             <w:r>
-              <w:t>479.25</w:t>
+              <w:t>489.00</w:t>
             </w:r>
           </w:p>
         </w:tc>
@@ -18659,7 +18659,7 @@
             </w:pPr>
             <w:r/>
             <w:r>
-              <w:t>481.25</w:t>
+              <w:t>491.00</w:t>
             </w:r>
           </w:p>
         </w:tc>
@@ -18687,7 +18687,7 @@
             </w:pPr>
             <w:r/>
             <w:r>
-              <w:t>474.75</w:t>
+              <w:t>484.50</w:t>
             </w:r>
           </w:p>
         </w:tc>
@@ -18718,7 +18718,7 @@
               <w:rPr>
                 <w:b/>
               </w:rPr>
-              <w:t>479.50</w:t>
+              <w:t>489.25</w:t>
             </w:r>
           </w:p>
         </w:tc>
@@ -18866,7 +18866,7 @@
             </w:pPr>
             <w:r/>
             <w:r>
-              <w:t>479.50</w:t>
+              <w:t>489.25</w:t>
             </w:r>
           </w:p>
         </w:tc>
@@ -18894,7 +18894,7 @@
             </w:pPr>
             <w:r/>
             <w:r>
-              <w:t>483.25</w:t>
+              <w:t>493.00</w:t>
             </w:r>
           </w:p>
         </w:tc>
@@ -18922,7 +18922,7 @@
             </w:pPr>
             <w:r/>
             <w:r>
-              <w:t>476.75</w:t>
+              <w:t>486.50</w:t>
             </w:r>
           </w:p>
         </w:tc>
@@ -18953,7 +18953,7 @@
               <w:rPr>
                 <w:b/>
               </w:rPr>
-              <w:t>480.00</w:t>
+              <w:t>489.75</w:t>
             </w:r>
           </w:p>
         </w:tc>
@@ -19101,7 +19101,7 @@
             </w:pPr>
             <w:r/>
             <w:r>
-              <w:t>480.00</w:t>
+              <w:t>489.75</w:t>
             </w:r>
           </w:p>
         </w:tc>
@@ -19129,7 +19129,7 @@
             </w:pPr>
             <w:r/>
             <w:r>
-              <w:t>483.00</w:t>
+              <w:t>492.75</w:t>
             </w:r>
           </w:p>
         </w:tc>
@@ -19157,7 +19157,7 @@
             </w:pPr>
             <w:r/>
             <w:r>
-              <w:t>475.50</w:t>
+              <w:t>485.25</w:t>
             </w:r>
           </w:p>
         </w:tc>
@@ -19188,7 +19188,7 @@
               <w:rPr>
                 <w:b/>
               </w:rPr>
-              <w:t>480.25</w:t>
+              <w:t>490.00</w:t>
             </w:r>
           </w:p>
         </w:tc>
@@ -19336,7 +19336,7 @@
             </w:pPr>
             <w:r/>
             <w:r>
-              <w:t>480.25</w:t>
+              <w:t>490.00</w:t>
             </w:r>
           </w:p>
         </w:tc>
@@ -19364,7 +19364,7 @@
             </w:pPr>
             <w:r/>
             <w:r>
-              <w:t>484.50</w:t>
+              <w:t>494.25</w:t>
             </w:r>
           </w:p>
         </w:tc>
@@ -19392,7 +19392,7 @@
             </w:pPr>
             <w:r/>
             <w:r>
-              <w:t>477.00</w:t>
+              <w:t>486.75</w:t>
             </w:r>
           </w:p>
         </w:tc>
@@ -19423,7 +19423,7 @@
               <w:rPr>
                 <w:b/>
               </w:rPr>
-              <w:t>481.00</w:t>
+              <w:t>490.75</w:t>
             </w:r>
           </w:p>
         </w:tc>
@@ -19571,7 +19571,7 @@
             </w:pPr>
             <w:r/>
             <w:r>
-              <w:t>481.00</w:t>
+              <w:t>490.75</w:t>
             </w:r>
           </w:p>
         </w:tc>
@@ -19599,7 +19599,7 @@
             </w:pPr>
             <w:r/>
             <w:r>
-              <w:t>484.50</w:t>
+              <w:t>494.25</w:t>
             </w:r>
           </w:p>
         </w:tc>
@@ -19627,7 +19627,7 @@
             </w:pPr>
             <w:r/>
             <w:r>
-              <w:t>478.75</w:t>
+              <w:t>488.50</w:t>
             </w:r>
           </w:p>
         </w:tc>
@@ -19658,7 +19658,7 @@
               <w:rPr>
                 <w:b/>
               </w:rPr>
-              <w:t>481.00</w:t>
+              <w:t>490.75</w:t>
             </w:r>
           </w:p>
         </w:tc>
@@ -19806,7 +19806,7 @@
             </w:pPr>
             <w:r/>
             <w:r>
-              <w:t>481.00</w:t>
+              <w:t>490.75</w:t>
             </w:r>
           </w:p>
         </w:tc>
@@ -19834,7 +19834,7 @@
             </w:pPr>
             <w:r/>
             <w:r>
-              <w:t>484.75</w:t>
+              <w:t>494.50</w:t>
             </w:r>
           </w:p>
         </w:tc>
@@ -19862,7 +19862,7 @@
             </w:pPr>
             <w:r/>
             <w:r>
-              <w:t>477.50</w:t>
+              <w:t>487.25</w:t>
             </w:r>
           </w:p>
         </w:tc>
@@ -19893,7 +19893,7 @@
               <w:rPr>
                 <w:b/>
               </w:rPr>
-              <w:t>480.75</w:t>
+              <w:t>490.50</w:t>
             </w:r>
           </w:p>
         </w:tc>
@@ -20041,7 +20041,7 @@
             </w:pPr>
             <w:r/>
             <w:r>
-              <w:t>480.75</w:t>
+              <w:t>490.50</w:t>
             </w:r>
           </w:p>
         </w:tc>
@@ -20069,7 +20069,7 @@
             </w:pPr>
             <w:r/>
             <w:r>
-              <w:t>484.25</w:t>
+              <w:t>494.00</w:t>
             </w:r>
           </w:p>
         </w:tc>
@@ -20097,7 +20097,7 @@
             </w:pPr>
             <w:r/>
             <w:r>
-              <w:t>477.50</w:t>
+              <w:t>487.25</w:t>
             </w:r>
           </w:p>
         </w:tc>
@@ -20128,7 +20128,7 @@
               <w:rPr>
                 <w:b/>
               </w:rPr>
-              <w:t>480.50</w:t>
+              <w:t>490.25</w:t>
             </w:r>
           </w:p>
         </w:tc>
@@ -20276,7 +20276,7 @@
             </w:pPr>
             <w:r/>
             <w:r>
-              <w:t>480.50</w:t>
+              <w:t>490.25</w:t>
             </w:r>
           </w:p>
         </w:tc>
@@ -20304,7 +20304,7 @@
             </w:pPr>
             <w:r/>
             <w:r>
-              <w:t>483.50</w:t>
+              <w:t>493.25</w:t>
             </w:r>
           </w:p>
         </w:tc>
@@ -20332,7 +20332,7 @@
             </w:pPr>
             <w:r/>
             <w:r>
-              <w:t>477.75</w:t>
+              <w:t>487.50</w:t>
             </w:r>
           </w:p>
         </w:tc>
@@ -20363,7 +20363,7 @@
               <w:rPr>
                 <w:b/>
               </w:rPr>
-              <w:t>480.75</w:t>
+              <w:t>490.50</w:t>
             </w:r>
           </w:p>
         </w:tc>
@@ -20511,7 +20511,7 @@
             </w:pPr>
             <w:r/>
             <w:r>
-              <w:t>480.75</w:t>
+              <w:t>490.50</w:t>
             </w:r>
           </w:p>
         </w:tc>
@@ -20539,7 +20539,7 @@
             </w:pPr>
             <w:r/>
             <w:r>
-              <w:t>483.75</w:t>
+              <w:t>493.50</w:t>
             </w:r>
           </w:p>
         </w:tc>
@@ -20567,7 +20567,7 @@
             </w:pPr>
             <w:r/>
             <w:r>
-              <w:t>478.00</w:t>
+              <w:t>487.75</w:t>
             </w:r>
           </w:p>
         </w:tc>
@@ -20598,7 +20598,7 @@
               <w:rPr>
                 <w:b/>
               </w:rPr>
-              <w:t>480.75</w:t>
+              <w:t>490.50</w:t>
             </w:r>
           </w:p>
         </w:tc>
@@ -20746,7 +20746,7 @@
             </w:pPr>
             <w:r/>
             <w:r>
-              <w:t>480.75</w:t>
+              <w:t>490.50</w:t>
             </w:r>
           </w:p>
         </w:tc>
@@ -20774,7 +20774,7 @@
             </w:pPr>
             <w:r/>
             <w:r>
-              <w:t>484.75</w:t>
+              <w:t>494.50</w:t>
             </w:r>
           </w:p>
         </w:tc>
@@ -20802,7 +20802,7 @@
             </w:pPr>
             <w:r/>
             <w:r>
-              <w:t>477.25</w:t>
+              <w:t>487.00</w:t>
             </w:r>
           </w:p>
         </w:tc>
@@ -20833,7 +20833,7 @@
               <w:rPr>
                 <w:b/>
               </w:rPr>
-              <w:t>481.25</w:t>
+              <w:t>491.00</w:t>
             </w:r>
           </w:p>
         </w:tc>
@@ -20981,7 +20981,7 @@
             </w:pPr>
             <w:r/>
             <w:r>
-              <w:t>481.25</w:t>
+              <w:t>491.00</w:t>
             </w:r>
           </w:p>
         </w:tc>
@@ -21009,7 +21009,7 @@
             </w:pPr>
             <w:r/>
             <w:r>
-              <w:t>485.25</w:t>
+              <w:t>495.00</w:t>
             </w:r>
           </w:p>
         </w:tc>
@@ -21037,7 +21037,7 @@
             </w:pPr>
             <w:r/>
             <w:r>
-              <w:t>479.50</w:t>
+              <w:t>489.25</w:t>
             </w:r>
           </w:p>
         </w:tc>
@@ -21068,7 +21068,7 @@
               <w:rPr>
                 <w:b/>
               </w:rPr>
-              <w:t>481.00</w:t>
+              <w:t>490.75</w:t>
             </w:r>
           </w:p>
         </w:tc>
@@ -21791,7 +21791,7 @@
         <w:t>Giá Chốt Phiên (Close):</w:t>
       </w:r>
       <w:r>
-        <w:t xml:space="preserve"> 663.25 cents | </w:t>
+        <w:t xml:space="preserve"> 670.75 cents | </w:t>
       </w:r>
       <w:r>
         <w:rPr>
@@ -21806,10 +21806,10 @@
         <w:rPr>
           <w:b/>
         </w:rPr>
-        <w:t>`672.43 cents`</w:t>
+        <w:t>`672.24 cents`</w:t>
       </w:r>
       <w:r>
-        <w:t xml:space="preserve"> (+9.18).</w:t>
+        <w:t xml:space="preserve"> (+1.49).</w:t>
       </w:r>
     </w:p>
     <w:p>
@@ -21830,7 +21830,7 @@
         <w:rPr>
           <w:b/>
         </w:rPr>
-        <w:t>`74,225`</w:t>
+        <w:t>`102,348`</w:t>
       </w:r>
       <w:r>
         <w:t xml:space="preserve"> (Chênh lệch: </w:t>
@@ -21839,7 +21839,7 @@
         <w:rPr>
           <w:b/>
         </w:rPr>
-        <w:t>`+7,013`</w:t>
+        <w:t>`+35,136`</w:t>
       </w:r>
       <w:r>
         <w:t xml:space="preserve">) | OI: </w:t>
@@ -21881,7 +21881,7 @@
         <w:rPr>
           <w:b/>
         </w:rPr>
-        <w:t>`Bearish Marubozu (Lực bán áp đảo tuyệt đối)`</w:t>
+        <w:t>`Không phát hiện mô hình nến đặc biệt`</w:t>
       </w:r>
     </w:p>
     <w:p>
@@ -21924,10 +21924,10 @@
         <w:rPr>
           <w:b/>
         </w:rPr>
-        <w:t>GIẢM MẠNH MẼ (Strong Bearish Confirmation):</w:t>
+        <w:t>TÍCH LŨY TIÊU CỰC (Distribution):</w:t>
       </w:r>
       <w:r>
-        <w:t xml:space="preserve"> Mô hình nến giảm đi kèm dòng tiền rút ra/áp lực bán tháo lớn, rủi ro sụt giảm tiếp diễn cao.</w:t>
+        <w:t xml:space="preserve"> Nến đi ngang nhưng dòng tiền rút dần (OI giảm), cảnh báo rủi ro suy sụt sắp tới.</w:t>
       </w:r>
     </w:p>
     <w:p>
@@ -22173,7 +22173,7 @@
               <w:rPr>
                 <w:b/>
               </w:rPr>
-              <w:t>103.89</w:t>
+              <w:t>104.43</w:t>
             </w:r>
           </w:p>
         </w:tc>
@@ -22204,7 +22204,7 @@
               <w:rPr>
                 <w:b/>
               </w:rPr>
-              <w:t>-0.37%</w:t>
+              <w:t>+0.14%</w:t>
             </w:r>
           </w:p>
         </w:tc>
@@ -22232,7 +22232,7 @@
             </w:pPr>
             <w:r/>
             <w:r>
-              <w:t>Giá dầu Giảm giảm bớt premium rủi ro địa chính trị, tạo áp lực chốt lời lúa mì.</w:t>
+              <w:t>Giá dầu Tăng tăng premium rủi ro địa chính trị và logistics Biển Đen, hỗ trợ giá lúa mì.</w:t>
             </w:r>
           </w:p>
         </w:tc>
@@ -22296,7 +22296,7 @@
               <w:rPr>
                 <w:b/>
               </w:rPr>
-              <w:t>102.31</w:t>
+              <w:t>102.23</w:t>
             </w:r>
           </w:p>
         </w:tc>
@@ -22327,7 +22327,7 @@
               <w:rPr>
                 <w:b/>
               </w:rPr>
-              <w:t>+0.16%</w:t>
+              <w:t>+0.09%</w:t>
             </w:r>
           </w:p>
         </w:tc>
@@ -22931,7 +22931,7 @@
         <w:t xml:space="preserve"> EMA_21 </w:t>
       </w:r>
       <w:r>
-        <w:t xml:space="preserve"> (683.11) &lt; </w:t>
+        <w:t xml:space="preserve"> (680.72) &lt; </w:t>
       </w:r>
       <w:r>
         <w:rPr>
@@ -22942,7 +22942,7 @@
         <w:t xml:space="preserve"> EMA_50 </w:t>
       </w:r>
       <w:r>
-        <w:t xml:space="preserve"> (686.44).</w:t>
+        <w:t xml:space="preserve"> (685.12).</w:t>
       </w:r>
     </w:p>
     <w:p>
@@ -22963,7 +22963,7 @@
         <w:rPr>
           <w:b/>
         </w:rPr>
-        <w:t>`22.10`</w:t>
+        <w:t>`35.50`</w:t>
       </w:r>
       <w:r>
         <w:t xml:space="preserve"> | ATR (14) = </w:t>
@@ -22981,7 +22981,7 @@
         <w:rPr>
           <w:b/>
         </w:rPr>
-        <w:t>`22.75 cents`</w:t>
+        <w:t>`4.75 cents`</w:t>
       </w:r>
       <w:r>
         <w:t>.</w:t>
@@ -23005,7 +23005,7 @@
         <w:rPr>
           <w:b/>
         </w:rPr>
-        <w:t>`664.56`</w:t>
+        <w:t>`661.56`</w:t>
       </w:r>
       <w:r>
         <w:t xml:space="preserve"> | S2: </w:t>
@@ -23756,7 +23756,7 @@
           <w:b/>
           <w:color w:val="B91C1C"/>
         </w:rPr>
-        <w:t>`683.11 - 686.44 cents (Canh bán hồi kỹ thuật H1)`</w:t>
+        <w:t>`680.72 - 685.12 cents (Canh bán hồi kỹ thuật H1)`</w:t>
       </w:r>
       <w:r>
         <w:t xml:space="preserve"> | SL: </w:t>
@@ -23765,7 +23765,7 @@
         <w:rPr>
           <w:b/>
         </w:rPr>
-        <w:t>`772.18 cents (Trên kháng cự R2 + 1.5x ATR)`</w:t>
+        <w:t>`772.19 cents (Trên kháng cự R2 + 1.5x ATR)`</w:t>
       </w:r>
       <w:r>
         <w:t xml:space="preserve"> | TP: </w:t>
@@ -23776,7 +23776,7 @@
           <w:color w:val="D97706"/>
           <w:sz w:val="19"/>
         </w:rPr>
-        <w:t xml:space="preserve"> 664.56 cents </w:t>
+        <w:t xml:space="preserve"> 661.56 cents </w:t>
       </w:r>
       <w:r>
         <w:t xml:space="preserve"> / </w:t>
@@ -23827,7 +23827,7 @@
         <w:rPr>
           <w:b/>
         </w:rPr>
-        <w:t>`676.66 - 678.66 cents`</w:t>
+        <w:t>`673.95 - 675.95 cents`</w:t>
       </w:r>
       <w:r>
         <w:t xml:space="preserve"> | SL: </w:t>
@@ -23836,7 +23836,7 @@
         <w:rPr>
           <w:b/>
         </w:rPr>
-        <w:t>`669.93 cents`</w:t>
+        <w:t>`669.88 cents`</w:t>
       </w:r>
       <w:r>
         <w:t xml:space="preserve"> | TP: </w:t>
@@ -23882,7 +23882,7 @@
         <w:rPr>
           <w:b/>
         </w:rPr>
-        <w:t>`702.07 cents`</w:t>
+        <w:t>`702.12 cents`</w:t>
       </w:r>
       <w:r>
         <w:t xml:space="preserve"> | TP: </w:t>
@@ -23931,7 +23931,7 @@
         <w:rPr>
           <w:b/>
         </w:rPr>
-        <w:t>`637.03 - 661.50 cents`</w:t>
+        <w:t>`637.00 - 661.50 cents`</w:t>
       </w:r>
     </w:p>
     <w:p>
@@ -24338,7 +24338,7 @@
             </w:pPr>
             <w:r/>
             <w:r>
-              <w:t>663.25</w:t>
+              <w:t>670.75</w:t>
             </w:r>
           </w:p>
         </w:tc>
@@ -24366,7 +24366,7 @@
             </w:pPr>
             <w:r/>
             <w:r>
-              <w:t>674.50</w:t>
+              <w:t>682.00</w:t>
             </w:r>
           </w:p>
         </w:tc>
@@ -24394,7 +24394,7 @@
             </w:pPr>
             <w:r/>
             <w:r>
-              <w:t>657.75</w:t>
+              <w:t>665.25</w:t>
             </w:r>
           </w:p>
         </w:tc>
@@ -24425,7 +24425,7 @@
               <w:rPr>
                 <w:b/>
               </w:rPr>
-              <w:t>662.50</w:t>
+              <w:t>670.00</w:t>
             </w:r>
           </w:p>
         </w:tc>
@@ -24573,7 +24573,7 @@
             </w:pPr>
             <w:r/>
             <w:r>
-              <w:t>662.50</w:t>
+              <w:t>670.00</w:t>
             </w:r>
           </w:p>
         </w:tc>
@@ -24601,7 +24601,7 @@
             </w:pPr>
             <w:r/>
             <w:r>
-              <w:t>670.00</w:t>
+              <w:t>677.50</w:t>
             </w:r>
           </w:p>
         </w:tc>
@@ -24629,7 +24629,7 @@
             </w:pPr>
             <w:r/>
             <w:r>
-              <w:t>656.50</w:t>
+              <w:t>664.00</w:t>
             </w:r>
           </w:p>
         </w:tc>
@@ -24660,7 +24660,7 @@
               <w:rPr>
                 <w:b/>
               </w:rPr>
-              <w:t>662.00</w:t>
+              <w:t>669.50</w:t>
             </w:r>
           </w:p>
         </w:tc>
@@ -24808,7 +24808,7 @@
             </w:pPr>
             <w:r/>
             <w:r>
-              <w:t>662.00</w:t>
+              <w:t>669.50</w:t>
             </w:r>
           </w:p>
         </w:tc>
@@ -24836,7 +24836,7 @@
             </w:pPr>
             <w:r/>
             <w:r>
-              <w:t>675.75</w:t>
+              <w:t>683.25</w:t>
             </w:r>
           </w:p>
         </w:tc>
@@ -24864,7 +24864,7 @@
             </w:pPr>
             <w:r/>
             <w:r>
-              <w:t>647.25</w:t>
+              <w:t>654.75</w:t>
             </w:r>
           </w:p>
         </w:tc>
@@ -24895,7 +24895,7 @@
               <w:rPr>
                 <w:b/>
               </w:rPr>
-              <w:t>664.00</w:t>
+              <w:t>671.50</w:t>
             </w:r>
           </w:p>
         </w:tc>
@@ -25043,7 +25043,7 @@
             </w:pPr>
             <w:r/>
             <w:r>
-              <w:t>664.00</w:t>
+              <w:t>671.50</w:t>
             </w:r>
           </w:p>
         </w:tc>
@@ -25071,7 +25071,7 @@
             </w:pPr>
             <w:r/>
             <w:r>
-              <w:t>677.25</w:t>
+              <w:t>684.75</w:t>
             </w:r>
           </w:p>
         </w:tc>
@@ -25099,7 +25099,7 @@
             </w:pPr>
             <w:r/>
             <w:r>
-              <w:t>655.75</w:t>
+              <w:t>663.25</w:t>
             </w:r>
           </w:p>
         </w:tc>
@@ -25130,7 +25130,7 @@
               <w:rPr>
                 <w:b/>
               </w:rPr>
-              <w:t>665.25</w:t>
+              <w:t>672.75</w:t>
             </w:r>
           </w:p>
         </w:tc>
@@ -25278,7 +25278,7 @@
             </w:pPr>
             <w:r/>
             <w:r>
-              <w:t>665.25</w:t>
+              <w:t>672.75</w:t>
             </w:r>
           </w:p>
         </w:tc>
@@ -25306,7 +25306,7 @@
             </w:pPr>
             <w:r/>
             <w:r>
-              <w:t>681.75</w:t>
+              <w:t>689.25</w:t>
             </w:r>
           </w:p>
         </w:tc>
@@ -25334,7 +25334,7 @@
             </w:pPr>
             <w:r/>
             <w:r>
-              <w:t>654.75</w:t>
+              <w:t>662.25</w:t>
             </w:r>
           </w:p>
         </w:tc>
@@ -25365,7 +25365,7 @@
               <w:rPr>
                 <w:b/>
               </w:rPr>
-              <w:t>669.75</w:t>
+              <w:t>677.25</w:t>
             </w:r>
           </w:p>
         </w:tc>
@@ -25513,7 +25513,7 @@
             </w:pPr>
             <w:r/>
             <w:r>
-              <w:t>669.75</w:t>
+              <w:t>677.25</w:t>
             </w:r>
           </w:p>
         </w:tc>
@@ -25541,7 +25541,7 @@
             </w:pPr>
             <w:r/>
             <w:r>
-              <w:t>677.50</w:t>
+              <w:t>685.00</w:t>
             </w:r>
           </w:p>
         </w:tc>
@@ -25569,7 +25569,7 @@
             </w:pPr>
             <w:r/>
             <w:r>
-              <w:t>658.75</w:t>
+              <w:t>666.25</w:t>
             </w:r>
           </w:p>
         </w:tc>
@@ -25600,7 +25600,7 @@
               <w:rPr>
                 <w:b/>
               </w:rPr>
-              <w:t>671.00</w:t>
+              <w:t>678.50</w:t>
             </w:r>
           </w:p>
         </w:tc>
@@ -25748,7 +25748,7 @@
             </w:pPr>
             <w:r/>
             <w:r>
-              <w:t>671.00</w:t>
+              <w:t>678.50</w:t>
             </w:r>
           </w:p>
         </w:tc>
@@ -25776,7 +25776,7 @@
             </w:pPr>
             <w:r/>
             <w:r>
-              <w:t>679.25</w:t>
+              <w:t>686.75</w:t>
             </w:r>
           </w:p>
         </w:tc>
@@ -25804,7 +25804,7 @@
             </w:pPr>
             <w:r/>
             <w:r>
-              <w:t>660.50</w:t>
+              <w:t>668.00</w:t>
             </w:r>
           </w:p>
         </w:tc>
@@ -25835,7 +25835,7 @@
               <w:rPr>
                 <w:b/>
               </w:rPr>
-              <w:t>672.75</w:t>
+              <w:t>680.25</w:t>
             </w:r>
           </w:p>
         </w:tc>
@@ -25983,7 +25983,7 @@
             </w:pPr>
             <w:r/>
             <w:r>
-              <w:t>672.75</w:t>
+              <w:t>680.25</w:t>
             </w:r>
           </w:p>
         </w:tc>
@@ -26011,7 +26011,7 @@
             </w:pPr>
             <w:r/>
             <w:r>
-              <w:t>685.00</w:t>
+              <w:t>692.50</w:t>
             </w:r>
           </w:p>
         </w:tc>
@@ -26039,7 +26039,7 @@
             </w:pPr>
             <w:r/>
             <w:r>
-              <w:t>663.00</w:t>
+              <w:t>670.50</w:t>
             </w:r>
           </w:p>
         </w:tc>
@@ -26070,7 +26070,7 @@
               <w:rPr>
                 <w:b/>
               </w:rPr>
-              <w:t>671.75</w:t>
+              <w:t>679.25</w:t>
             </w:r>
           </w:p>
         </w:tc>
@@ -26218,7 +26218,7 @@
             </w:pPr>
             <w:r/>
             <w:r>
-              <w:t>671.75</w:t>
+              <w:t>679.25</w:t>
             </w:r>
           </w:p>
         </w:tc>
@@ -26246,7 +26246,7 @@
             </w:pPr>
             <w:r/>
             <w:r>
-              <w:t>682.25</w:t>
+              <w:t>689.75</w:t>
             </w:r>
           </w:p>
         </w:tc>
@@ -26274,7 +26274,7 @@
             </w:pPr>
             <w:r/>
             <w:r>
-              <w:t>657.00</w:t>
+              <w:t>664.50</w:t>
             </w:r>
           </w:p>
         </w:tc>
@@ -26305,7 +26305,7 @@
               <w:rPr>
                 <w:b/>
               </w:rPr>
-              <w:t>674.00</w:t>
+              <w:t>681.50</w:t>
             </w:r>
           </w:p>
         </w:tc>
@@ -26453,7 +26453,7 @@
             </w:pPr>
             <w:r/>
             <w:r>
-              <w:t>674.00</w:t>
+              <w:t>681.50</w:t>
             </w:r>
           </w:p>
         </w:tc>
@@ -26481,7 +26481,7 @@
             </w:pPr>
             <w:r/>
             <w:r>
-              <w:t>684.50</w:t>
+              <w:t>692.00</w:t>
             </w:r>
           </w:p>
         </w:tc>
@@ -26509,7 +26509,7 @@
             </w:pPr>
             <w:r/>
             <w:r>
-              <w:t>667.75</w:t>
+              <w:t>675.25</w:t>
             </w:r>
           </w:p>
         </w:tc>
@@ -26540,7 +26540,7 @@
               <w:rPr>
                 <w:b/>
               </w:rPr>
-              <w:t>674.75</w:t>
+              <w:t>682.25</w:t>
             </w:r>
           </w:p>
         </w:tc>
@@ -26688,7 +26688,7 @@
             </w:pPr>
             <w:r/>
             <w:r>
-              <w:t>674.75</w:t>
+              <w:t>682.25</w:t>
             </w:r>
           </w:p>
         </w:tc>
@@ -26716,7 +26716,7 @@
             </w:pPr>
             <w:r/>
             <w:r>
-              <w:t>689.00</w:t>
+              <w:t>696.50</w:t>
             </w:r>
           </w:p>
         </w:tc>
@@ -26744,7 +26744,7 @@
             </w:pPr>
             <w:r/>
             <w:r>
-              <w:t>660.00</w:t>
+              <w:t>667.50</w:t>
             </w:r>
           </w:p>
         </w:tc>
@@ -26775,7 +26775,7 @@
               <w:rPr>
                 <w:b/>
               </w:rPr>
-              <w:t>676.75</w:t>
+              <w:t>684.25</w:t>
             </w:r>
           </w:p>
         </w:tc>
@@ -26923,7 +26923,7 @@
             </w:pPr>
             <w:r/>
             <w:r>
-              <w:t>676.75</w:t>
+              <w:t>684.25</w:t>
             </w:r>
           </w:p>
         </w:tc>
@@ -26951,7 +26951,7 @@
             </w:pPr>
             <w:r/>
             <w:r>
-              <w:t>683.25</w:t>
+              <w:t>690.75</w:t>
             </w:r>
           </w:p>
         </w:tc>
@@ -26979,7 +26979,7 @@
             </w:pPr>
             <w:r/>
             <w:r>
-              <w:t>670.00</w:t>
+              <w:t>677.50</w:t>
             </w:r>
           </w:p>
         </w:tc>
@@ -27010,7 +27010,7 @@
               <w:rPr>
                 <w:b/>
               </w:rPr>
-              <w:t>677.00</w:t>
+              <w:t>684.50</w:t>
             </w:r>
           </w:p>
         </w:tc>
@@ -27158,7 +27158,7 @@
             </w:pPr>
             <w:r/>
             <w:r>
-              <w:t>677.00</w:t>
+              <w:t>684.50</w:t>
             </w:r>
           </w:p>
         </w:tc>
@@ -27186,7 +27186,7 @@
             </w:pPr>
             <w:r/>
             <w:r>
-              <w:t>687.25</w:t>
+              <w:t>694.75</w:t>
             </w:r>
           </w:p>
         </w:tc>
@@ -27214,7 +27214,7 @@
             </w:pPr>
             <w:r/>
             <w:r>
-              <w:t>669.00</w:t>
+              <w:t>676.50</w:t>
             </w:r>
           </w:p>
         </w:tc>
@@ -27245,7 +27245,7 @@
               <w:rPr>
                 <w:b/>
               </w:rPr>
-              <w:t>677.50</w:t>
+              <w:t>685.00</w:t>
             </w:r>
           </w:p>
         </w:tc>
@@ -27393,7 +27393,7 @@
             </w:pPr>
             <w:r/>
             <w:r>
-              <w:t>677.50</w:t>
+              <w:t>685.00</w:t>
             </w:r>
           </w:p>
         </w:tc>
@@ -27421,7 +27421,7 @@
             </w:pPr>
             <w:r/>
             <w:r>
-              <w:t>684.50</w:t>
+              <w:t>692.00</w:t>
             </w:r>
           </w:p>
         </w:tc>
@@ -27449,7 +27449,7 @@
             </w:pPr>
             <w:r/>
             <w:r>
-              <w:t>671.50</w:t>
+              <w:t>679.00</w:t>
             </w:r>
           </w:p>
         </w:tc>
@@ -27480,7 +27480,7 @@
               <w:rPr>
                 <w:b/>
               </w:rPr>
-              <w:t>676.75</w:t>
+              <w:t>684.25</w:t>
             </w:r>
           </w:p>
         </w:tc>
@@ -27628,7 +27628,7 @@
             </w:pPr>
             <w:r/>
             <w:r>
-              <w:t>676.75</w:t>
+              <w:t>684.25</w:t>
             </w:r>
           </w:p>
         </w:tc>
@@ -27656,7 +27656,7 @@
             </w:pPr>
             <w:r/>
             <w:r>
-              <w:t>690.25</w:t>
+              <w:t>697.75</w:t>
             </w:r>
           </w:p>
         </w:tc>
@@ -27684,7 +27684,7 @@
             </w:pPr>
             <w:r/>
             <w:r>
-              <w:t>663.75</w:t>
+              <w:t>671.25</w:t>
             </w:r>
           </w:p>
         </w:tc>
@@ -27715,7 +27715,7 @@
               <w:rPr>
                 <w:b/>
               </w:rPr>
-              <w:t>678.50</w:t>
+              <w:t>686.00</w:t>
             </w:r>
           </w:p>
         </w:tc>
@@ -27863,7 +27863,7 @@
             </w:pPr>
             <w:r/>
             <w:r>
-              <w:t>678.50</w:t>
+              <w:t>686.00</w:t>
             </w:r>
           </w:p>
         </w:tc>
@@ -27891,7 +27891,7 @@
             </w:pPr>
             <w:r/>
             <w:r>
-              <w:t>687.75</w:t>
+              <w:t>695.25</w:t>
             </w:r>
           </w:p>
         </w:tc>
@@ -27919,7 +27919,7 @@
             </w:pPr>
             <w:r/>
             <w:r>
-              <w:t>667.75</w:t>
+              <w:t>675.25</w:t>
             </w:r>
           </w:p>
         </w:tc>
@@ -27950,7 +27950,7 @@
               <w:rPr>
                 <w:b/>
               </w:rPr>
-              <w:t>679.00</w:t>
+              <w:t>686.50</w:t>
             </w:r>
           </w:p>
         </w:tc>
@@ -28098,7 +28098,7 @@
             </w:pPr>
             <w:r/>
             <w:r>
-              <w:t>679.00</w:t>
+              <w:t>686.50</w:t>
             </w:r>
           </w:p>
         </w:tc>
@@ -28126,7 +28126,7 @@
             </w:pPr>
             <w:r/>
             <w:r>
-              <w:t>691.25</w:t>
+              <w:t>698.75</w:t>
             </w:r>
           </w:p>
         </w:tc>
@@ -28154,7 +28154,7 @@
             </w:pPr>
             <w:r/>
             <w:r>
-              <w:t>664.75</w:t>
+              <w:t>672.25</w:t>
             </w:r>
           </w:p>
         </w:tc>
@@ -28185,7 +28185,7 @@
               <w:rPr>
                 <w:b/>
               </w:rPr>
-              <w:t>677.50</w:t>
+              <w:t>685.00</w:t>
             </w:r>
           </w:p>
         </w:tc>
@@ -28333,7 +28333,7 @@
             </w:pPr>
             <w:r/>
             <w:r>
-              <w:t>677.50</w:t>
+              <w:t>685.00</w:t>
             </w:r>
           </w:p>
         </w:tc>
@@ -28361,7 +28361,7 @@
             </w:pPr>
             <w:r/>
             <w:r>
-              <w:t>684.50</w:t>
+              <w:t>692.00</w:t>
             </w:r>
           </w:p>
         </w:tc>
@@ -28389,7 +28389,7 @@
             </w:pPr>
             <w:r/>
             <w:r>
-              <w:t>668.00</w:t>
+              <w:t>675.50</w:t>
             </w:r>
           </w:p>
         </w:tc>
@@ -28420,7 +28420,7 @@
               <w:rPr>
                 <w:b/>
               </w:rPr>
-              <w:t>678.00</w:t>
+              <w:t>685.50</w:t>
             </w:r>
           </w:p>
         </w:tc>
@@ -28568,7 +28568,7 @@
             </w:pPr>
             <w:r/>
             <w:r>
-              <w:t>678.00</w:t>
+              <w:t>685.50</w:t>
             </w:r>
           </w:p>
         </w:tc>
@@ -28596,7 +28596,7 @@
             </w:pPr>
             <w:r/>
             <w:r>
-              <w:t>688.50</w:t>
+              <w:t>696.00</w:t>
             </w:r>
           </w:p>
         </w:tc>
@@ -28624,7 +28624,7 @@
             </w:pPr>
             <w:r/>
             <w:r>
-              <w:t>670.75</w:t>
+              <w:t>678.25</w:t>
             </w:r>
           </w:p>
         </w:tc>
@@ -28655,7 +28655,7 @@
               <w:rPr>
                 <w:b/>
               </w:rPr>
-              <w:t>677.75</w:t>
+              <w:t>685.25</w:t>
             </w:r>
           </w:p>
         </w:tc>
@@ -28803,7 +28803,7 @@
             </w:pPr>
             <w:r/>
             <w:r>
-              <w:t>677.75</w:t>
+              <w:t>685.25</w:t>
             </w:r>
           </w:p>
         </w:tc>
@@ -28831,7 +28831,7 @@
             </w:pPr>
             <w:r/>
             <w:r>
-              <w:t>687.50</w:t>
+              <w:t>695.00</w:t>
             </w:r>
           </w:p>
         </w:tc>
@@ -28859,7 +28859,7 @@
             </w:pPr>
             <w:r/>
             <w:r>
-              <w:t>668.00</w:t>
+              <w:t>675.50</w:t>
             </w:r>
           </w:p>
         </w:tc>
@@ -28890,7 +28890,7 @@
               <w:rPr>
                 <w:b/>
               </w:rPr>
-              <w:t>678.25</w:t>
+              <w:t>685.75</w:t>
             </w:r>
           </w:p>
         </w:tc>
@@ -29038,7 +29038,7 @@
             </w:pPr>
             <w:r/>
             <w:r>
-              <w:t>678.25</w:t>
+              <w:t>685.75</w:t>
             </w:r>
           </w:p>
         </w:tc>
@@ -29066,7 +29066,7 @@
             </w:pPr>
             <w:r/>
             <w:r>
-              <w:t>689.00</w:t>
+              <w:t>696.50</w:t>
             </w:r>
           </w:p>
         </w:tc>
@@ -29094,7 +29094,7 @@
             </w:pPr>
             <w:r/>
             <w:r>
-              <w:t>671.00</w:t>
+              <w:t>678.50</w:t>
             </w:r>
           </w:p>
         </w:tc>
@@ -29125,7 +29125,7 @@
               <w:rPr>
                 <w:b/>
               </w:rPr>
-              <w:t>679.00</w:t>
+              <w:t>686.50</w:t>
             </w:r>
           </w:p>
         </w:tc>
@@ -29273,7 +29273,7 @@
             </w:pPr>
             <w:r/>
             <w:r>
-              <w:t>679.00</w:t>
+              <w:t>686.50</w:t>
             </w:r>
           </w:p>
         </w:tc>
@@ -29301,7 +29301,7 @@
             </w:pPr>
             <w:r/>
             <w:r>
-              <w:t>685.50</w:t>
+              <w:t>693.00</w:t>
             </w:r>
           </w:p>
         </w:tc>
@@ -29329,7 +29329,7 @@
             </w:pPr>
             <w:r/>
             <w:r>
-              <w:t>670.50</w:t>
+              <w:t>678.00</w:t>
             </w:r>
           </w:p>
         </w:tc>
@@ -29360,7 +29360,7 @@
               <w:rPr>
                 <w:b/>
               </w:rPr>
-              <w:t>679.50</w:t>
+              <w:t>687.00</w:t>
             </w:r>
           </w:p>
         </w:tc>
@@ -29508,7 +29508,7 @@
             </w:pPr>
             <w:r/>
             <w:r>
-              <w:t>679.50</w:t>
+              <w:t>687.00</w:t>
             </w:r>
           </w:p>
         </w:tc>
@@ -29536,7 +29536,7 @@
             </w:pPr>
             <w:r/>
             <w:r>
-              <w:t>690.50</w:t>
+              <w:t>698.00</w:t>
             </w:r>
           </w:p>
         </w:tc>
@@ -29564,7 +29564,7 @@
             </w:pPr>
             <w:r/>
             <w:r>
-              <w:t>667.75</w:t>
+              <w:t>675.25</w:t>
             </w:r>
           </w:p>
         </w:tc>
@@ -29595,7 +29595,7 @@
               <w:rPr>
                 <w:b/>
               </w:rPr>
-              <w:t>683.00</w:t>
+              <w:t>690.50</w:t>
             </w:r>
           </w:p>
         </w:tc>
@@ -29743,7 +29743,7 @@
             </w:pPr>
             <w:r/>
             <w:r>
-              <w:t>683.00</w:t>
+              <w:t>690.50</w:t>
             </w:r>
           </w:p>
         </w:tc>
@@ -29771,7 +29771,7 @@
             </w:pPr>
             <w:r/>
             <w:r>
-              <w:t>688.50</w:t>
+              <w:t>696.00</w:t>
             </w:r>
           </w:p>
         </w:tc>
@@ -29799,7 +29799,7 @@
             </w:pPr>
             <w:r/>
             <w:r>
-              <w:t>675.25</w:t>
+              <w:t>682.75</w:t>
             </w:r>
           </w:p>
         </w:tc>
@@ -29830,7 +29830,7 @@
               <w:rPr>
                 <w:b/>
               </w:rPr>
-              <w:t>683.75</w:t>
+              <w:t>691.25</w:t>
             </w:r>
           </w:p>
         </w:tc>
@@ -29978,7 +29978,7 @@
             </w:pPr>
             <w:r/>
             <w:r>
-              <w:t>683.75</w:t>
+              <w:t>691.25</w:t>
             </w:r>
           </w:p>
         </w:tc>
@@ -30006,7 +30006,7 @@
             </w:pPr>
             <w:r/>
             <w:r>
-              <w:t>693.00</w:t>
+              <w:t>700.50</w:t>
             </w:r>
           </w:p>
         </w:tc>
@@ -30034,7 +30034,7 @@
             </w:pPr>
             <w:r/>
             <w:r>
-              <w:t>677.25</w:t>
+              <w:t>684.75</w:t>
             </w:r>
           </w:p>
         </w:tc>
@@ -30065,7 +30065,7 @@
               <w:rPr>
                 <w:b/>
               </w:rPr>
-              <w:t>683.00</w:t>
+              <w:t>690.50</w:t>
             </w:r>
           </w:p>
         </w:tc>
@@ -30213,7 +30213,7 @@
             </w:pPr>
             <w:r/>
             <w:r>
-              <w:t>683.00</w:t>
+              <w:t>690.50</w:t>
             </w:r>
           </w:p>
         </w:tc>
@@ -30241,7 +30241,7 @@
             </w:pPr>
             <w:r/>
             <w:r>
-              <w:t>690.50</w:t>
+              <w:t>698.00</w:t>
             </w:r>
           </w:p>
         </w:tc>
@@ -30269,7 +30269,7 @@
             </w:pPr>
             <w:r/>
             <w:r>
-              <w:t>677.00</w:t>
+              <w:t>684.50</w:t>
             </w:r>
           </w:p>
         </w:tc>
@@ -30300,7 +30300,7 @@
               <w:rPr>
                 <w:b/>
               </w:rPr>
-              <w:t>682.00</w:t>
+              <w:t>689.50</w:t>
             </w:r>
           </w:p>
         </w:tc>
@@ -30448,7 +30448,7 @@
             </w:pPr>
             <w:r/>
             <w:r>
-              <w:t>682.00</w:t>
+              <w:t>689.50</w:t>
             </w:r>
           </w:p>
         </w:tc>
@@ -30476,7 +30476,7 @@
             </w:pPr>
             <w:r/>
             <w:r>
-              <w:t>689.00</w:t>
+              <w:t>696.50</w:t>
             </w:r>
           </w:p>
         </w:tc>
@@ -30504,7 +30504,7 @@
             </w:pPr>
             <w:r/>
             <w:r>
-              <w:t>668.50</w:t>
+              <w:t>676.00</w:t>
             </w:r>
           </w:p>
         </w:tc>
@@ -30535,7 +30535,7 @@
               <w:rPr>
                 <w:b/>
               </w:rPr>
-              <w:t>682.75</w:t>
+              <w:t>690.25</w:t>
             </w:r>
           </w:p>
         </w:tc>
@@ -30683,7 +30683,7 @@
             </w:pPr>
             <w:r/>
             <w:r>
-              <w:t>682.75</w:t>
+              <w:t>690.25</w:t>
             </w:r>
           </w:p>
         </w:tc>
@@ -30711,7 +30711,7 @@
             </w:pPr>
             <w:r/>
             <w:r>
-              <w:t>692.00</w:t>
+              <w:t>699.50</w:t>
             </w:r>
           </w:p>
         </w:tc>
@@ -30739,7 +30739,7 @@
             </w:pPr>
             <w:r/>
             <w:r>
-              <w:t>675.50</w:t>
+              <w:t>683.00</w:t>
             </w:r>
           </w:p>
         </w:tc>
@@ -30770,7 +30770,7 @@
               <w:rPr>
                 <w:b/>
               </w:rPr>
-              <w:t>682.50</w:t>
+              <w:t>690.00</w:t>
             </w:r>
           </w:p>
         </w:tc>
@@ -30918,7 +30918,7 @@
             </w:pPr>
             <w:r/>
             <w:r>
-              <w:t>682.50</w:t>
+              <w:t>690.00</w:t>
             </w:r>
           </w:p>
         </w:tc>
@@ -30946,7 +30946,7 @@
             </w:pPr>
             <w:r/>
             <w:r>
-              <w:t>691.00</w:t>
+              <w:t>698.50</w:t>
             </w:r>
           </w:p>
         </w:tc>
@@ -30974,7 +30974,7 @@
             </w:pPr>
             <w:r/>
             <w:r>
-              <w:t>668.50</w:t>
+              <w:t>676.00</w:t>
             </w:r>
           </w:p>
         </w:tc>
@@ -31005,7 +31005,7 @@
               <w:rPr>
                 <w:b/>
               </w:rPr>
-              <w:t>684.25</w:t>
+              <w:t>691.75</w:t>
             </w:r>
           </w:p>
         </w:tc>
@@ -31153,7 +31153,7 @@
             </w:pPr>
             <w:r/>
             <w:r>
-              <w:t>684.25</w:t>
+              <w:t>691.75</w:t>
             </w:r>
           </w:p>
         </w:tc>
@@ -31181,7 +31181,7 @@
             </w:pPr>
             <w:r/>
             <w:r>
-              <w:t>690.50</w:t>
+              <w:t>698.00</w:t>
             </w:r>
           </w:p>
         </w:tc>
@@ -31209,7 +31209,7 @@
             </w:pPr>
             <w:r/>
             <w:r>
-              <w:t>677.75</w:t>
+              <w:t>685.25</w:t>
             </w:r>
           </w:p>
         </w:tc>
@@ -31240,7 +31240,7 @@
               <w:rPr>
                 <w:b/>
               </w:rPr>
-              <w:t>683.50</w:t>
+              <w:t>691.00</w:t>
             </w:r>
           </w:p>
         </w:tc>

--- a/Daily Reports/10_10_2026-CBOT Reports.docx
+++ b/Daily Reports/10_10_2026-CBOT Reports.docx
@@ -104,7 +104,7 @@
           <w:color w:val="5C768D"/>
           <w:sz w:val="19"/>
         </w:rPr>
-        <w:t>Cập nhật tự động qua `macro_tracker.py` vào lúc 07:51 ICT ngày 10/10/2026</w:t>
+        <w:t>Cập nhật tự động qua `macro_tracker.py` vào lúc 08:31 ICT ngày 10/10/2026</w:t>
       </w:r>
     </w:p>
     <w:tbl>
@@ -544,7 +544,7 @@
           <w:color w:val="5C768D"/>
           <w:sz w:val="19"/>
         </w:rPr>
-        <w:t>Cập nhật từ nguồn CFTC Public API (Ngày báo cáo chốt sổ: 2026-09-29)</w:t>
+        <w:t>Cập nhật từ nguồn CFTC Public API (Ngày báo cáo chốt sổ: 2026-10-06)</w:t>
       </w:r>
     </w:p>
     <w:p>
@@ -865,7 +865,7 @@
               <w:rPr>
                 <w:b/>
               </w:rPr>
-              <w:t>381,220</w:t>
+              <w:t>329,839</w:t>
             </w:r>
           </w:p>
         </w:tc>
@@ -896,7 +896,7 @@
               <w:rPr>
                 <w:b/>
               </w:rPr>
-              <w:t>-22,877</w:t>
+              <w:t>-51,381</w:t>
             </w:r>
           </w:p>
         </w:tc>
@@ -1065,7 +1065,7 @@
               <w:rPr>
                 <w:b/>
               </w:rPr>
-              <w:t>-22,109</w:t>
+              <w:t>-28,830</w:t>
             </w:r>
           </w:p>
         </w:tc>
@@ -1096,7 +1096,7 @@
               <w:rPr>
                 <w:b/>
               </w:rPr>
-              <w:t>-10,093</w:t>
+              <w:t>-6,721</w:t>
             </w:r>
           </w:p>
         </w:tc>
@@ -1306,7 +1306,7 @@
           <w:color w:val="5C768D"/>
           <w:sz w:val="19"/>
         </w:rPr>
-        <w:t>Cập nhật tự động lúc 07:51 ICT ngày 10/10/2026 — Nguồn: NOAA, USDA, BOM Australia</w:t>
+        <w:t>Cập nhật tự động lúc 08:31 ICT ngày 10/10/2026 — Nguồn: NOAA, USDA, BOM Australia</w:t>
       </w:r>
     </w:p>
     <w:p>
@@ -3605,7 +3605,7 @@
               <w:rPr>
                 <w:b/>
               </w:rPr>
-              <w:t>484.45 (+3.95)</w:t>
+              <w:t>484.42 (+3.92)</w:t>
             </w:r>
           </w:p>
         </w:tc>
@@ -7361,14 +7361,14 @@
             </w:pPr>
             <w:r/>
             <w:r>
-              <w:t>1,653 triệu bushels (2026/27)</w:t>
+              <w:t>1,567 triệu bushels (2026/27)</w:t>
               <w:br/>
             </w:r>
             <w:r>
               <w:rPr>
                 <w:b/>
               </w:rPr>
-              <w:t>1,567 triệu bushels (2026/27)</w:t>
+              <w:t>1,849 triệu bushels (2026/27)</w:t>
             </w:r>
             <w:r>
               <w:br/>
@@ -7400,14 +7400,14 @@
             </w:pPr>
             <w:r/>
             <w:r>
-              <w:t>274.66 triệu tấn (2026/27)</w:t>
+              <w:t>272.10 triệu tấn (2026/27)</w:t>
               <w:br/>
             </w:r>
             <w:r>
               <w:rPr>
                 <w:b/>
               </w:rPr>
-              <w:t>272.10 triệu tấn (2026/27)</w:t>
+              <w:t>280.44 triệu tấn (2026/27)</w:t>
             </w:r>
             <w:r>
               <w:br/>
@@ -7439,7 +7439,7 @@
             </w:pPr>
             <w:r/>
             <w:r>
-              <w:t>09/10/2026 lúc 23:00 (VN)</w:t>
+              <w:t>11/11/2026 lúc 00:00 (VN)</w:t>
             </w:r>
           </w:p>
         </w:tc>
@@ -7597,7 +7597,7 @@
               <w:rPr>
                 <w:b/>
               </w:rPr>
-              <w:t>717 triệu bushels (2026/27)</w:t>
+              <w:t>740 triệu bushels (2026/27)</w:t>
             </w:r>
             <w:r>
               <w:br/>
@@ -7629,14 +7629,14 @@
             </w:pPr>
             <w:r/>
             <w:r>
-              <w:t>273.25 triệu tấn (2026/27)</w:t>
+              <w:t>276.29 triệu tấn (2026/27)</w:t>
               <w:br/>
             </w:r>
             <w:r>
               <w:rPr>
                 <w:b/>
               </w:rPr>
-              <w:t>276.29 triệu tấn (2026/27)</w:t>
+              <w:t>276.04 triệu tấn (2026/27)</w:t>
             </w:r>
             <w:r>
               <w:br/>
@@ -7668,7 +7668,7 @@
             </w:pPr>
             <w:r/>
             <w:r>
-              <w:t>09/10/2026 lúc 23:00 (VN)</w:t>
+              <w:t>11/11/2026 lúc 00:00 (VN)</w:t>
             </w:r>
           </w:p>
         </w:tc>
@@ -11624,10 +11624,10 @@
         <w:rPr>
           <w:b/>
         </w:rPr>
-        <w:t>`484.45 cents`</w:t>
+        <w:t>`484.42 cents`</w:t>
       </w:r>
       <w:r>
-        <w:t xml:space="preserve"> (+3.95).</w:t>
+        <w:t xml:space="preserve"> (+3.92).</w:t>
       </w:r>
     </w:p>
     <w:p>
@@ -12356,7 +12356,7 @@
               <w:rPr>
                 <w:b/>
               </w:rPr>
-              <w:t>2026-09-29</w:t>
+              <w:t>2026-10-06</w:t>
             </w:r>
           </w:p>
         </w:tc>
@@ -12551,7 +12551,7 @@
               <w:rPr>
                 <w:b/>
               </w:rPr>
-              <w:t>381,220</w:t>
+              <w:t>329,839</w:t>
             </w:r>
           </w:p>
         </w:tc>
@@ -12663,7 +12663,7 @@
               <w:rPr>
                 <w:b/>
               </w:rPr>
-              <w:t>-22,877</w:t>
+              <w:t>-51,381</w:t>
             </w:r>
           </w:p>
         </w:tc>
@@ -12781,7 +12781,7 @@
         <w:rPr>
           <w:b/>
         </w:rPr>
-        <w:t>`30.48`</w:t>
+        <w:t>`30.52`</w:t>
       </w:r>
       <w:r>
         <w:t xml:space="preserve"> | ATR (14) = </w:t>
@@ -13046,7 +13046,7 @@
             </w:pPr>
             <w:r/>
             <w:r>
-              <w:t>1,567 triệu bushels (2026/27)</w:t>
+              <w:t>1,849 triệu bushels (2026/27)</w:t>
             </w:r>
           </w:p>
         </w:tc>
@@ -13145,7 +13145,7 @@
             </w:pPr>
             <w:r/>
             <w:r>
-              <w:t>272.10 triệu tấn (2026/27)</w:t>
+              <w:t>280.44 triệu tấn (2026/27)</w:t>
             </w:r>
           </w:p>
         </w:tc>
@@ -21830,7 +21830,7 @@
         <w:rPr>
           <w:b/>
         </w:rPr>
-        <w:t>`102,348`</w:t>
+        <w:t>`102,344`</w:t>
       </w:r>
       <w:r>
         <w:t xml:space="preserve"> (Chênh lệch: </w:t>
@@ -21839,7 +21839,7 @@
         <w:rPr>
           <w:b/>
         </w:rPr>
-        <w:t>`+35,136`</w:t>
+        <w:t>`+35,132`</w:t>
       </w:r>
       <w:r>
         <w:t xml:space="preserve">) | OI: </w:t>
@@ -22538,7 +22538,7 @@
               <w:rPr>
                 <w:b/>
               </w:rPr>
-              <w:t>2026-09-29</w:t>
+              <w:t>2026-10-06</w:t>
             </w:r>
           </w:p>
         </w:tc>
@@ -22733,7 +22733,7 @@
               <w:rPr>
                 <w:b/>
               </w:rPr>
-              <w:t>-22,109</w:t>
+              <w:t>-28,830</w:t>
             </w:r>
           </w:p>
         </w:tc>
@@ -22845,7 +22845,7 @@
               <w:rPr>
                 <w:b/>
               </w:rPr>
-              <w:t>-10,093</w:t>
+              <w:t>-6,721</w:t>
             </w:r>
           </w:p>
         </w:tc>
@@ -23228,7 +23228,7 @@
             </w:pPr>
             <w:r/>
             <w:r>
-              <w:t>717 triệu bushels (2026/27)</w:t>
+              <w:t>740 triệu bushels (2026/27)</w:t>
             </w:r>
           </w:p>
         </w:tc>

--- a/Daily Reports/10_10_2026-CBOT Reports.docx
+++ b/Daily Reports/10_10_2026-CBOT Reports.docx
@@ -104,7 +104,7 @@
           <w:color w:val="5C768D"/>
           <w:sz w:val="19"/>
         </w:rPr>
-        <w:t>Cập nhật tự động qua `macro_tracker.py` vào lúc 08:31 ICT ngày 10/10/2026</w:t>
+        <w:t>Cập nhật tự động qua `macro_tracker.py` vào lúc 09:00 ICT ngày 10/10/2026</w:t>
       </w:r>
     </w:p>
     <w:tbl>
@@ -1306,7 +1306,7 @@
           <w:color w:val="5C768D"/>
           <w:sz w:val="19"/>
         </w:rPr>
-        <w:t>Cập nhật tự động lúc 08:31 ICT ngày 10/10/2026 — Nguồn: NOAA, USDA, BOM Australia</w:t>
+        <w:t>Cập nhật tự động lúc 09:00 ICT ngày 10/10/2026 — Nguồn: NOAA, USDA, BOM Australia</w:t>
       </w:r>
     </w:p>
     <w:p>
@@ -21830,7 +21830,7 @@
         <w:rPr>
           <w:b/>
         </w:rPr>
-        <w:t>`102,344`</w:t>
+        <w:t>`102,348`</w:t>
       </w:r>
       <w:r>
         <w:t xml:space="preserve"> (Chênh lệch: </w:t>
@@ -21839,7 +21839,7 @@
         <w:rPr>
           <w:b/>
         </w:rPr>
-        <w:t>`+35,132`</w:t>
+        <w:t>`+35,136`</w:t>
       </w:r>
       <w:r>
         <w:t xml:space="preserve">) | OI: </w:t>

--- a/Daily Reports/10_10_2026-CBOT Reports.docx
+++ b/Daily Reports/10_10_2026-CBOT Reports.docx
@@ -104,7 +104,7 @@
           <w:color w:val="5C768D"/>
           <w:sz w:val="19"/>
         </w:rPr>
-        <w:t>Cập nhật tự động qua `macro_tracker.py` vào lúc 09:00 ICT ngày 10/10/2026</w:t>
+        <w:t>Cập nhật tự động qua `macro_tracker.py` vào lúc 10:01 ICT ngày 10/10/2026</w:t>
       </w:r>
     </w:p>
     <w:tbl>
@@ -1306,7 +1306,7 @@
           <w:color w:val="5C768D"/>
           <w:sz w:val="19"/>
         </w:rPr>
-        <w:t>Cập nhật tự động lúc 09:00 ICT ngày 10/10/2026 — Nguồn: NOAA, USDA, BOM Australia</w:t>
+        <w:t>Cập nhật tự động lúc 10:01 ICT ngày 10/10/2026 — Nguồn: NOAA, USDA, BOM Australia</w:t>
       </w:r>
     </w:p>
     <w:p>
@@ -11657,7 +11657,7 @@
         <w:rPr>
           <w:b/>
         </w:rPr>
-        <w:t>`+344,295`</w:t>
+        <w:t>`+328,119`</w:t>
       </w:r>
       <w:r>
         <w:t xml:space="preserve">) | OI: </w:t>
@@ -21839,7 +21839,7 @@
         <w:rPr>
           <w:b/>
         </w:rPr>
-        <w:t>`+35,136`</w:t>
+        <w:t>`+41,145`</w:t>
       </w:r>
       <w:r>
         <w:t xml:space="preserve">) | OI: </w:t>

--- a/Daily Reports/10_10_2026-CBOT Reports.docx
+++ b/Daily Reports/10_10_2026-CBOT Reports.docx
@@ -104,7 +104,7 @@
           <w:color w:val="5C768D"/>
           <w:sz w:val="19"/>
         </w:rPr>
-        <w:t>Cập nhật tự động qua `macro_tracker.py` vào lúc 10:01 ICT ngày 10/10/2026</w:t>
+        <w:t>Cập nhật tự động qua `macro_tracker.py` vào lúc 11:01 ICT ngày 10/10/2026</w:t>
       </w:r>
     </w:p>
     <w:tbl>
@@ -313,7 +313,7 @@
               <w:rPr>
                 <w:b/>
               </w:rPr>
-              <w:t>104.43 / thùng</w:t>
+              <w:t>104.72 / thùng</w:t>
             </w:r>
           </w:p>
         </w:tc>
@@ -344,7 +344,7 @@
               <w:rPr>
                 <w:b/>
               </w:rPr>
-              <w:t>+0.14%</w:t>
+              <w:t>+0.42%</w:t>
             </w:r>
           </w:p>
         </w:tc>
@@ -442,7 +442,7 @@
               <w:rPr>
                 <w:b/>
               </w:rPr>
-              <w:t>102.23</w:t>
+              <w:t>102.21</w:t>
             </w:r>
           </w:p>
         </w:tc>
@@ -473,7 +473,7 @@
               <w:rPr>
                 <w:b/>
               </w:rPr>
-              <w:t>+0.09%</w:t>
+              <w:t>+0.07%</w:t>
             </w:r>
           </w:p>
         </w:tc>
@@ -1218,7 +1218,7 @@
         <w:rPr>
           <w:b/>
         </w:rPr>
-        <w:t>`104.43` (+0.14%)</w:t>
+        <w:t>`104.72` (+0.42%)</w:t>
       </w:r>
       <w:r>
         <w:t xml:space="preserve"> | DXY: </w:t>
@@ -1227,7 +1227,7 @@
         <w:rPr>
           <w:b/>
         </w:rPr>
-        <w:t>`102.23` (+0.09%)</w:t>
+        <w:t>`102.21` (+0.07%)</w:t>
       </w:r>
       <w:r>
         <w:t xml:space="preserve"> | Lúa mì CBOT: </w:t>
@@ -1236,7 +1236,7 @@
         <w:rPr>
           <w:b/>
         </w:rPr>
-        <w:t>`670.75` (-1.83%)</w:t>
+        <w:t>`671.00` (-1.79%)</w:t>
       </w:r>
       <w:r>
         <w:t>.</w:t>
@@ -1306,7 +1306,7 @@
           <w:color w:val="5C768D"/>
           <w:sz w:val="19"/>
         </w:rPr>
-        <w:t>Cập nhật tự động lúc 10:01 ICT ngày 10/10/2026 — Nguồn: NOAA, USDA, BOM Australia</w:t>
+        <w:t>Cập nhật tự động lúc 11:01 ICT ngày 10/10/2026 — Nguồn: NOAA, USDA, BOM Australia</w:t>
       </w:r>
     </w:p>
     <w:p>
@@ -3605,7 +3605,7 @@
               <w:rPr>
                 <w:b/>
               </w:rPr>
-              <w:t>484.42 (+3.92)</w:t>
+              <w:t>484.52 (+4.02)</w:t>
             </w:r>
           </w:p>
         </w:tc>
@@ -3853,7 +3853,7 @@
               <w:rPr>
                 <w:b/>
               </w:rPr>
-              <w:t>672.24 (+1.49)</w:t>
+              <w:t>672.26 (+1.51)</w:t>
             </w:r>
           </w:p>
         </w:tc>
@@ -11624,10 +11624,10 @@
         <w:rPr>
           <w:b/>
         </w:rPr>
-        <w:t>`484.42 cents`</w:t>
+        <w:t>`484.52 cents`</w:t>
       </w:r>
       <w:r>
-        <w:t xml:space="preserve"> (+3.92).</w:t>
+        <w:t xml:space="preserve"> (+4.02).</w:t>
       </w:r>
     </w:p>
     <w:p>
@@ -11648,7 +11648,7 @@
         <w:rPr>
           <w:b/>
         </w:rPr>
-        <w:t>`531,873`</w:t>
+        <w:t>`203,754`</w:t>
       </w:r>
       <w:r>
         <w:t xml:space="preserve"> (Chênh lệch: </w:t>
@@ -11657,7 +11657,7 @@
         <w:rPr>
           <w:b/>
         </w:rPr>
-        <w:t>`+328,119`</w:t>
+        <w:t>`+0`</w:t>
       </w:r>
       <w:r>
         <w:t xml:space="preserve">) | OI: </w:t>
@@ -11721,7 +11721,7 @@
           <w:b/>
           <w:color w:val="15803D"/>
         </w:rPr>
-        <w:t>`Giảm do phe Long tháo chạy (Long Liquidation)`</w:t>
+        <w:t>`Giảm suy yếu / Đáy ngắn hạn (Long Liquidation Decline)`</w:t>
       </w:r>
     </w:p>
     <w:p>
@@ -11991,7 +11991,7 @@
               <w:rPr>
                 <w:b/>
               </w:rPr>
-              <w:t>104.43</w:t>
+              <w:t>104.72</w:t>
             </w:r>
           </w:p>
         </w:tc>
@@ -12022,7 +12022,7 @@
               <w:rPr>
                 <w:b/>
               </w:rPr>
-              <w:t>+0.14%</w:t>
+              <w:t>+0.42%</w:t>
             </w:r>
           </w:p>
         </w:tc>
@@ -12114,7 +12114,7 @@
               <w:rPr>
                 <w:b/>
               </w:rPr>
-              <w:t>102.23</w:t>
+              <w:t>102.21</w:t>
             </w:r>
           </w:p>
         </w:tc>
@@ -12145,7 +12145,7 @@
               <w:rPr>
                 <w:b/>
               </w:rPr>
-              <w:t>+0.09%</w:t>
+              <w:t>+0.07%</w:t>
             </w:r>
           </w:p>
         </w:tc>
@@ -21806,10 +21806,10 @@
         <w:rPr>
           <w:b/>
         </w:rPr>
-        <w:t>`672.24 cents`</w:t>
+        <w:t>`672.26 cents`</w:t>
       </w:r>
       <w:r>
-        <w:t xml:space="preserve"> (+1.49).</w:t>
+        <w:t xml:space="preserve"> (+1.51).</w:t>
       </w:r>
     </w:p>
     <w:p>
@@ -21830,7 +21830,7 @@
         <w:rPr>
           <w:b/>
         </w:rPr>
-        <w:t>`102,348`</w:t>
+        <w:t>`61,203`</w:t>
       </w:r>
       <w:r>
         <w:t xml:space="preserve"> (Chênh lệch: </w:t>
@@ -21839,7 +21839,7 @@
         <w:rPr>
           <w:b/>
         </w:rPr>
-        <w:t>`+41,145`</w:t>
+        <w:t>`+0`</w:t>
       </w:r>
       <w:r>
         <w:t xml:space="preserve">) | OI: </w:t>
@@ -21903,7 +21903,7 @@
           <w:b/>
           <w:color w:val="15803D"/>
         </w:rPr>
-        <w:t>`Giảm do phe Long tháo chạy (Long Liquidation)`</w:t>
+        <w:t>`Giảm suy yếu / Đáy ngắn hạn (Long Liquidation Decline)`</w:t>
       </w:r>
     </w:p>
     <w:p>
@@ -22173,7 +22173,7 @@
               <w:rPr>
                 <w:b/>
               </w:rPr>
-              <w:t>104.43</w:t>
+              <w:t>104.72</w:t>
             </w:r>
           </w:p>
         </w:tc>
@@ -22204,7 +22204,7 @@
               <w:rPr>
                 <w:b/>
               </w:rPr>
-              <w:t>+0.14%</w:t>
+              <w:t>+0.42%</w:t>
             </w:r>
           </w:p>
         </w:tc>
@@ -22296,7 +22296,7 @@
               <w:rPr>
                 <w:b/>
               </w:rPr>
-              <w:t>102.23</w:t>
+              <w:t>102.21</w:t>
             </w:r>
           </w:p>
         </w:tc>
@@ -22327,7 +22327,7 @@
               <w:rPr>
                 <w:b/>
               </w:rPr>
-              <w:t>+0.09%</w:t>
+              <w:t>+0.07%</w:t>
             </w:r>
           </w:p>
         </w:tc>

--- a/Daily Reports/10_10_2026-CBOT Reports.docx
+++ b/Daily Reports/10_10_2026-CBOT Reports.docx
@@ -104,7 +104,7 @@
           <w:color w:val="5C768D"/>
           <w:sz w:val="19"/>
         </w:rPr>
-        <w:t>Cập nhật tự động qua `macro_tracker.py` vào lúc 11:01 ICT ngày 10/10/2026</w:t>
+        <w:t>Cập nhật tự động qua `macro_tracker.py` vào lúc 13:40 ICT ngày 10/10/2026</w:t>
       </w:r>
     </w:p>
     <w:tbl>
@@ -1306,7 +1306,7 @@
           <w:color w:val="5C768D"/>
           <w:sz w:val="19"/>
         </w:rPr>
-        <w:t>Cập nhật tự động lúc 11:01 ICT ngày 10/10/2026 — Nguồn: NOAA, USDA, BOM Australia</w:t>
+        <w:t>Cập nhật tự động lúc 13:40 ICT ngày 10/10/2026 — Nguồn: NOAA, USDA, BOM Australia</w:t>
       </w:r>
     </w:p>
     <w:p>

--- a/Daily Reports/10_10_2026-CBOT Reports.docx
+++ b/Daily Reports/10_10_2026-CBOT Reports.docx
@@ -104,7 +104,7 @@
           <w:color w:val="5C768D"/>
           <w:sz w:val="19"/>
         </w:rPr>
-        <w:t>Cập nhật tự động qua `macro_tracker.py` vào lúc 16:11 ICT ngày 10/10/2026</w:t>
+        <w:t>Cập nhật tự động qua `macro_tracker.py` vào lúc 17:00 ICT ngày 10/10/2026</w:t>
       </w:r>
     </w:p>
     <w:tbl>
@@ -1306,7 +1306,7 @@
           <w:color w:val="5C768D"/>
           <w:sz w:val="19"/>
         </w:rPr>
-        <w:t>Cập nhật tự động lúc 16:11 ICT ngày 10/10/2026 — Nguồn: NOAA, USDA, BOM Australia</w:t>
+        <w:t>Cập nhật tự động lúc 17:00 ICT ngày 10/10/2026 — Nguồn: NOAA, USDA, BOM Australia</w:t>
       </w:r>
     </w:p>
     <w:p>

--- a/Daily Reports/10_10_2026-CBOT Reports.docx
+++ b/Daily Reports/10_10_2026-CBOT Reports.docx
@@ -104,7 +104,7 @@
           <w:color w:val="5C768D"/>
           <w:sz w:val="19"/>
         </w:rPr>
-        <w:t>Cập nhật tự động qua `macro_tracker.py` vào lúc 17:00 ICT ngày 10/10/2026</w:t>
+        <w:t>Cập nhật tự động qua `macro_tracker.py` vào lúc 18:33 ICT ngày 10/10/2026</w:t>
       </w:r>
     </w:p>
     <w:tbl>
@@ -1306,7 +1306,7 @@
           <w:color w:val="5C768D"/>
           <w:sz w:val="19"/>
         </w:rPr>
-        <w:t>Cập nhật tự động lúc 17:00 ICT ngày 10/10/2026 — Nguồn: NOAA, USDA, BOM Australia</w:t>
+        <w:t>Cập nhật tự động lúc 18:33 ICT ngày 10/10/2026 — Nguồn: NOAA, USDA, BOM Australia</w:t>
       </w:r>
     </w:p>
     <w:p>

--- a/Daily Reports/10_10_2026-CBOT Reports.docx
+++ b/Daily Reports/10_10_2026-CBOT Reports.docx
@@ -104,7 +104,7 @@
           <w:color w:val="5C768D"/>
           <w:sz w:val="19"/>
         </w:rPr>
-        <w:t>Cập nhật tự động qua `macro_tracker.py` vào lúc 18:33 ICT ngày 10/10/2026</w:t>
+        <w:t>Cập nhật tự động qua `macro_tracker.py` vào lúc 19:01 ICT ngày 10/10/2026</w:t>
       </w:r>
     </w:p>
     <w:tbl>
@@ -1306,7 +1306,7 @@
           <w:color w:val="5C768D"/>
           <w:sz w:val="19"/>
         </w:rPr>
-        <w:t>Cập nhật tự động lúc 18:33 ICT ngày 10/10/2026 — Nguồn: NOAA, USDA, BOM Australia</w:t>
+        <w:t>Cập nhật tự động lúc 19:01 ICT ngày 10/10/2026 — Nguồn: NOAA, USDA, BOM Australia</w:t>
       </w:r>
     </w:p>
     <w:p>

--- a/Daily Reports/10_10_2026-CBOT Reports.docx
+++ b/Daily Reports/10_10_2026-CBOT Reports.docx
@@ -104,7 +104,7 @@
           <w:color w:val="5C768D"/>
           <w:sz w:val="19"/>
         </w:rPr>
-        <w:t>Cập nhật tự động qua `macro_tracker.py` vào lúc 19:01 ICT ngày 10/10/2026</w:t>
+        <w:t>Cập nhật tự động qua `macro_tracker.py` vào lúc 22:16 ICT ngày 10/10/2026</w:t>
       </w:r>
     </w:p>
     <w:tbl>
@@ -1306,7 +1306,7 @@
           <w:color w:val="5C768D"/>
           <w:sz w:val="19"/>
         </w:rPr>
-        <w:t>Cập nhật tự động lúc 19:01 ICT ngày 10/10/2026 — Nguồn: NOAA, USDA, BOM Australia</w:t>
+        <w:t>Cập nhật tự động lúc 22:16 ICT ngày 10/10/2026 — Nguồn: NOAA, USDA, BOM Australia</w:t>
       </w:r>
     </w:p>
     <w:p>
